--- a/docs/tables/entire/sec4_anemia_3.docx
+++ b/docs/tables/entire/sec4_anemia_3.docx
@@ -944,7 +944,7 @@
                 <w:szCs w:val="22"/>
                 <w:color w:val="000000"/>
               </w:rPr>
-              <w:t xml:space="preserve">1.11, 1.34</w:t>
+              <w:t xml:space="preserve">1.11, 1.35</w:t>
             </w:r>
           </w:p>
         </w:tc>
@@ -1480,7 +1480,7 @@
                 <w:szCs w:val="22"/>
                 <w:color w:val="000000"/>
               </w:rPr>
-              <w:t xml:space="preserve">0.640</w:t>
+              <w:t xml:space="preserve">0.590</w:t>
             </w:r>
           </w:p>
         </w:tc>
@@ -1692,7 +1692,7 @@
                 <w:szCs w:val="22"/>
                 <w:color w:val="000000"/>
               </w:rPr>
-              <w:t xml:space="preserve">0.380</w:t>
+              <w:t xml:space="preserve">0.350</w:t>
             </w:r>
           </w:p>
         </w:tc>
@@ -2823,113 +2823,113 @@
                 <w:szCs w:val="22"/>
                 <w:color w:val="000000"/>
               </w:rPr>
-              <w:t xml:space="preserve">1.01</w:t>
-            </w:r>
-          </w:p>
-        </w:tc>
-        <w:tc>
-          <w:tcPr>
-            <w:tcBorders>
-              <w:bottom w:val="none" w:sz="0" w:space="0" w:color="000000"/>
-              <w:top w:val="none" w:sz="0" w:space="0" w:color="000000"/>
-              <w:left w:val="none" w:sz="0" w:space="0" w:color="000000"/>
-              <w:right w:val="none" w:sz="0" w:space="0" w:color="000000"/>
-            </w:tcBorders>
-            <w:shd w:val="clear" w:color="auto" w:fill="FFFFFF"/>
-            <w:tcMar>
-              <w:top w:w="0" w:type="dxa"/>
-              <w:bottom w:w="0" w:type="dxa"/>
-              <w:left w:w="0" w:type="dxa"/>
-              <w:right w:w="0" w:type="dxa"/>
-            </w:tcMar>
-            <w:vAlign w:val="top"/>
-          </w:tcPr>
-          <w:p>
-            <w:pPr>
-              <w:pStyle w:val="Normal"/>
-              <w:jc w:val="center"/>
-              <w:pBdr>
-                <w:bottom w:val="none" w:sz="0" w:space="0" w:color="000000"/>
-                <w:top w:val="none" w:sz="0" w:space="0" w:color="000000"/>
-                <w:left w:val="none" w:sz="0" w:space="0" w:color="000000"/>
-                <w:right w:val="none" w:sz="0" w:space="0" w:color="000000"/>
-              </w:pBdr>
-              <w:spacing w:after="100" w:before="100" w:line="240"/>
-              <w:ind w:left="100" w:right="100" w:firstLine="0" w:firstLineChars="0"/>
-              <w:rPr>
-                <w:rFonts w:ascii="Helvetica" w:hAnsi="Helvetica" w:eastAsia="Helvetica" w:cs="Helvetica"/>
-                <w:i w:val="false"/>
-                <w:b w:val="false"/>
-                <w:u w:val="none"/>
-                <w:sz w:val="22"/>
-                <w:szCs w:val="22"/>
-                <w:color w:val="000000"/>
-              </w:rPr>
-            </w:pPr>
-            <w:r>
-              <w:rPr>
-                <w:rFonts w:ascii="Helvetica" w:hAnsi="Helvetica" w:eastAsia="Helvetica" w:cs="Helvetica"/>
-                <w:i w:val="false"/>
-                <w:b w:val="false"/>
-                <w:u w:val="none"/>
-                <w:sz w:val="22"/>
-                <w:szCs w:val="22"/>
-                <w:color w:val="000000"/>
-              </w:rPr>
-              <w:t xml:space="preserve">0.71, 1.41</w:t>
-            </w:r>
-          </w:p>
-        </w:tc>
-        <w:tc>
-          <w:tcPr>
-            <w:tcBorders>
-              <w:bottom w:val="none" w:sz="0" w:space="0" w:color="000000"/>
-              <w:top w:val="none" w:sz="0" w:space="0" w:color="000000"/>
-              <w:left w:val="none" w:sz="0" w:space="0" w:color="000000"/>
-              <w:right w:val="none" w:sz="0" w:space="0" w:color="000000"/>
-            </w:tcBorders>
-            <w:shd w:val="clear" w:color="auto" w:fill="FFFFFF"/>
-            <w:tcMar>
-              <w:top w:w="0" w:type="dxa"/>
-              <w:bottom w:w="0" w:type="dxa"/>
-              <w:left w:w="0" w:type="dxa"/>
-              <w:right w:w="0" w:type="dxa"/>
-            </w:tcMar>
-            <w:vAlign w:val="top"/>
-          </w:tcPr>
-          <w:p>
-            <w:pPr>
-              <w:pStyle w:val="Normal"/>
-              <w:jc w:val="center"/>
-              <w:pBdr>
-                <w:bottom w:val="none" w:sz="0" w:space="0" w:color="000000"/>
-                <w:top w:val="none" w:sz="0" w:space="0" w:color="000000"/>
-                <w:left w:val="none" w:sz="0" w:space="0" w:color="000000"/>
-                <w:right w:val="none" w:sz="0" w:space="0" w:color="000000"/>
-              </w:pBdr>
-              <w:spacing w:after="100" w:before="100" w:line="240"/>
-              <w:ind w:left="100" w:right="100" w:firstLine="0" w:firstLineChars="0"/>
-              <w:rPr>
-                <w:rFonts w:ascii="Helvetica" w:hAnsi="Helvetica" w:eastAsia="Helvetica" w:cs="Helvetica"/>
-                <w:i w:val="false"/>
-                <w:b w:val="false"/>
-                <w:u w:val="none"/>
-                <w:sz w:val="22"/>
-                <w:szCs w:val="22"/>
-                <w:color w:val="000000"/>
-              </w:rPr>
-            </w:pPr>
-            <w:r>
-              <w:rPr>
-                <w:rFonts w:ascii="Helvetica" w:hAnsi="Helvetica" w:eastAsia="Helvetica" w:cs="Helvetica"/>
-                <w:i w:val="false"/>
-                <w:b w:val="false"/>
-                <w:u w:val="none"/>
-                <w:sz w:val="22"/>
-                <w:szCs w:val="22"/>
-                <w:color w:val="000000"/>
-              </w:rPr>
-              <w:t xml:space="preserve">0.980</w:t>
+              <w:t xml:space="preserve">0.99</w:t>
+            </w:r>
+          </w:p>
+        </w:tc>
+        <w:tc>
+          <w:tcPr>
+            <w:tcBorders>
+              <w:bottom w:val="none" w:sz="0" w:space="0" w:color="000000"/>
+              <w:top w:val="none" w:sz="0" w:space="0" w:color="000000"/>
+              <w:left w:val="none" w:sz="0" w:space="0" w:color="000000"/>
+              <w:right w:val="none" w:sz="0" w:space="0" w:color="000000"/>
+            </w:tcBorders>
+            <w:shd w:val="clear" w:color="auto" w:fill="FFFFFF"/>
+            <w:tcMar>
+              <w:top w:w="0" w:type="dxa"/>
+              <w:bottom w:w="0" w:type="dxa"/>
+              <w:left w:w="0" w:type="dxa"/>
+              <w:right w:w="0" w:type="dxa"/>
+            </w:tcMar>
+            <w:vAlign w:val="top"/>
+          </w:tcPr>
+          <w:p>
+            <w:pPr>
+              <w:pStyle w:val="Normal"/>
+              <w:jc w:val="center"/>
+              <w:pBdr>
+                <w:bottom w:val="none" w:sz="0" w:space="0" w:color="000000"/>
+                <w:top w:val="none" w:sz="0" w:space="0" w:color="000000"/>
+                <w:left w:val="none" w:sz="0" w:space="0" w:color="000000"/>
+                <w:right w:val="none" w:sz="0" w:space="0" w:color="000000"/>
+              </w:pBdr>
+              <w:spacing w:after="100" w:before="100" w:line="240"/>
+              <w:ind w:left="100" w:right="100" w:firstLine="0" w:firstLineChars="0"/>
+              <w:rPr>
+                <w:rFonts w:ascii="Helvetica" w:hAnsi="Helvetica" w:eastAsia="Helvetica" w:cs="Helvetica"/>
+                <w:i w:val="false"/>
+                <w:b w:val="false"/>
+                <w:u w:val="none"/>
+                <w:sz w:val="22"/>
+                <w:szCs w:val="22"/>
+                <w:color w:val="000000"/>
+              </w:rPr>
+            </w:pPr>
+            <w:r>
+              <w:rPr>
+                <w:rFonts w:ascii="Helvetica" w:hAnsi="Helvetica" w:eastAsia="Helvetica" w:cs="Helvetica"/>
+                <w:i w:val="false"/>
+                <w:b w:val="false"/>
+                <w:u w:val="none"/>
+                <w:sz w:val="22"/>
+                <w:szCs w:val="22"/>
+                <w:color w:val="000000"/>
+              </w:rPr>
+              <w:t xml:space="preserve">0.71, 1.40</w:t>
+            </w:r>
+          </w:p>
+        </w:tc>
+        <w:tc>
+          <w:tcPr>
+            <w:tcBorders>
+              <w:bottom w:val="none" w:sz="0" w:space="0" w:color="000000"/>
+              <w:top w:val="none" w:sz="0" w:space="0" w:color="000000"/>
+              <w:left w:val="none" w:sz="0" w:space="0" w:color="000000"/>
+              <w:right w:val="none" w:sz="0" w:space="0" w:color="000000"/>
+            </w:tcBorders>
+            <w:shd w:val="clear" w:color="auto" w:fill="FFFFFF"/>
+            <w:tcMar>
+              <w:top w:w="0" w:type="dxa"/>
+              <w:bottom w:w="0" w:type="dxa"/>
+              <w:left w:w="0" w:type="dxa"/>
+              <w:right w:w="0" w:type="dxa"/>
+            </w:tcMar>
+            <w:vAlign w:val="top"/>
+          </w:tcPr>
+          <w:p>
+            <w:pPr>
+              <w:pStyle w:val="Normal"/>
+              <w:jc w:val="center"/>
+              <w:pBdr>
+                <w:bottom w:val="none" w:sz="0" w:space="0" w:color="000000"/>
+                <w:top w:val="none" w:sz="0" w:space="0" w:color="000000"/>
+                <w:left w:val="none" w:sz="0" w:space="0" w:color="000000"/>
+                <w:right w:val="none" w:sz="0" w:space="0" w:color="000000"/>
+              </w:pBdr>
+              <w:spacing w:after="100" w:before="100" w:line="240"/>
+              <w:ind w:left="100" w:right="100" w:firstLine="0" w:firstLineChars="0"/>
+              <w:rPr>
+                <w:rFonts w:ascii="Helvetica" w:hAnsi="Helvetica" w:eastAsia="Helvetica" w:cs="Helvetica"/>
+                <w:i w:val="false"/>
+                <w:b w:val="false"/>
+                <w:u w:val="none"/>
+                <w:sz w:val="22"/>
+                <w:szCs w:val="22"/>
+                <w:color w:val="000000"/>
+              </w:rPr>
+            </w:pPr>
+            <w:r>
+              <w:rPr>
+                <w:rFonts w:ascii="Helvetica" w:hAnsi="Helvetica" w:eastAsia="Helvetica" w:cs="Helvetica"/>
+                <w:i w:val="false"/>
+                <w:b w:val="false"/>
+                <w:u w:val="none"/>
+                <w:sz w:val="22"/>
+                <w:szCs w:val="22"/>
+                <w:color w:val="000000"/>
+              </w:rPr>
+              <w:t xml:space="preserve">0.970</w:t>
             </w:r>
           </w:p>
         </w:tc>
@@ -3035,60 +3035,60 @@
                 <w:szCs w:val="22"/>
                 <w:color w:val="000000"/>
               </w:rPr>
-              <w:t xml:space="preserve">2.08</w:t>
-            </w:r>
-          </w:p>
-        </w:tc>
-        <w:tc>
-          <w:tcPr>
-            <w:tcBorders>
-              <w:bottom w:val="none" w:sz="0" w:space="0" w:color="000000"/>
-              <w:top w:val="none" w:sz="0" w:space="0" w:color="000000"/>
-              <w:left w:val="none" w:sz="0" w:space="0" w:color="000000"/>
-              <w:right w:val="none" w:sz="0" w:space="0" w:color="000000"/>
-            </w:tcBorders>
-            <w:shd w:val="clear" w:color="auto" w:fill="FFFFFF"/>
-            <w:tcMar>
-              <w:top w:w="0" w:type="dxa"/>
-              <w:bottom w:w="0" w:type="dxa"/>
-              <w:left w:w="0" w:type="dxa"/>
-              <w:right w:w="0" w:type="dxa"/>
-            </w:tcMar>
-            <w:vAlign w:val="top"/>
-          </w:tcPr>
-          <w:p>
-            <w:pPr>
-              <w:pStyle w:val="Normal"/>
-              <w:jc w:val="center"/>
-              <w:pBdr>
-                <w:bottom w:val="none" w:sz="0" w:space="0" w:color="000000"/>
-                <w:top w:val="none" w:sz="0" w:space="0" w:color="000000"/>
-                <w:left w:val="none" w:sz="0" w:space="0" w:color="000000"/>
-                <w:right w:val="none" w:sz="0" w:space="0" w:color="000000"/>
-              </w:pBdr>
-              <w:spacing w:after="100" w:before="100" w:line="240"/>
-              <w:ind w:left="100" w:right="100" w:firstLine="0" w:firstLineChars="0"/>
-              <w:rPr>
-                <w:rFonts w:ascii="Helvetica" w:hAnsi="Helvetica" w:eastAsia="Helvetica" w:cs="Helvetica"/>
-                <w:i w:val="false"/>
-                <w:b w:val="false"/>
-                <w:u w:val="none"/>
-                <w:sz w:val="22"/>
-                <w:szCs w:val="22"/>
-                <w:color w:val="000000"/>
-              </w:rPr>
-            </w:pPr>
-            <w:r>
-              <w:rPr>
-                <w:rFonts w:ascii="Helvetica" w:hAnsi="Helvetica" w:eastAsia="Helvetica" w:cs="Helvetica"/>
-                <w:i w:val="false"/>
-                <w:b w:val="false"/>
-                <w:u w:val="none"/>
-                <w:sz w:val="22"/>
-                <w:szCs w:val="22"/>
-                <w:color w:val="000000"/>
-              </w:rPr>
-              <w:t xml:space="preserve">1.29, 3.36</w:t>
+              <w:t xml:space="preserve">2.07</w:t>
+            </w:r>
+          </w:p>
+        </w:tc>
+        <w:tc>
+          <w:tcPr>
+            <w:tcBorders>
+              <w:bottom w:val="none" w:sz="0" w:space="0" w:color="000000"/>
+              <w:top w:val="none" w:sz="0" w:space="0" w:color="000000"/>
+              <w:left w:val="none" w:sz="0" w:space="0" w:color="000000"/>
+              <w:right w:val="none" w:sz="0" w:space="0" w:color="000000"/>
+            </w:tcBorders>
+            <w:shd w:val="clear" w:color="auto" w:fill="FFFFFF"/>
+            <w:tcMar>
+              <w:top w:w="0" w:type="dxa"/>
+              <w:bottom w:w="0" w:type="dxa"/>
+              <w:left w:w="0" w:type="dxa"/>
+              <w:right w:w="0" w:type="dxa"/>
+            </w:tcMar>
+            <w:vAlign w:val="top"/>
+          </w:tcPr>
+          <w:p>
+            <w:pPr>
+              <w:pStyle w:val="Normal"/>
+              <w:jc w:val="center"/>
+              <w:pBdr>
+                <w:bottom w:val="none" w:sz="0" w:space="0" w:color="000000"/>
+                <w:top w:val="none" w:sz="0" w:space="0" w:color="000000"/>
+                <w:left w:val="none" w:sz="0" w:space="0" w:color="000000"/>
+                <w:right w:val="none" w:sz="0" w:space="0" w:color="000000"/>
+              </w:pBdr>
+              <w:spacing w:after="100" w:before="100" w:line="240"/>
+              <w:ind w:left="100" w:right="100" w:firstLine="0" w:firstLineChars="0"/>
+              <w:rPr>
+                <w:rFonts w:ascii="Helvetica" w:hAnsi="Helvetica" w:eastAsia="Helvetica" w:cs="Helvetica"/>
+                <w:i w:val="false"/>
+                <w:b w:val="false"/>
+                <w:u w:val="none"/>
+                <w:sz w:val="22"/>
+                <w:szCs w:val="22"/>
+                <w:color w:val="000000"/>
+              </w:rPr>
+            </w:pPr>
+            <w:r>
+              <w:rPr>
+                <w:rFonts w:ascii="Helvetica" w:hAnsi="Helvetica" w:eastAsia="Helvetica" w:cs="Helvetica"/>
+                <w:i w:val="false"/>
+                <w:b w:val="false"/>
+                <w:u w:val="none"/>
+                <w:sz w:val="22"/>
+                <w:szCs w:val="22"/>
+                <w:color w:val="000000"/>
+              </w:rPr>
+              <w:t xml:space="preserve">1.28, 3.33</w:t>
             </w:r>
           </w:p>
         </w:tc>
@@ -3412,7 +3412,7 @@
                 <w:szCs w:val="22"/>
                 <w:color w:val="000000"/>
               </w:rPr>
-              <w:t xml:space="preserve">0.150</w:t>
+              <w:t xml:space="preserve">0.140</w:t>
             </w:r>
           </w:p>
         </w:tc>
@@ -4808,7 +4808,7 @@
                 <w:szCs w:val="22"/>
                 <w:color w:val="000000"/>
               </w:rPr>
-              <w:t xml:space="preserve">1.14, 2.25</w:t>
+              <w:t xml:space="preserve">1.14, 2.26</w:t>
             </w:r>
           </w:p>
         </w:tc>
@@ -6257,60 +6257,60 @@
                 <w:szCs w:val="22"/>
                 <w:color w:val="000000"/>
               </w:rPr>
-              <w:t xml:space="preserve">0.54, 2.22</w:t>
-            </w:r>
-          </w:p>
-        </w:tc>
-        <w:tc>
-          <w:tcPr>
-            <w:tcBorders>
-              <w:bottom w:val="none" w:sz="0" w:space="0" w:color="000000"/>
-              <w:top w:val="none" w:sz="0" w:space="0" w:color="000000"/>
-              <w:left w:val="none" w:sz="0" w:space="0" w:color="000000"/>
-              <w:right w:val="none" w:sz="0" w:space="0" w:color="000000"/>
-            </w:tcBorders>
-            <w:shd w:val="clear" w:color="auto" w:fill="FFFFFF"/>
-            <w:tcMar>
-              <w:top w:w="0" w:type="dxa"/>
-              <w:bottom w:w="0" w:type="dxa"/>
-              <w:left w:w="0" w:type="dxa"/>
-              <w:right w:w="0" w:type="dxa"/>
-            </w:tcMar>
-            <w:vAlign w:val="top"/>
-          </w:tcPr>
-          <w:p>
-            <w:pPr>
-              <w:pStyle w:val="Normal"/>
-              <w:jc w:val="center"/>
-              <w:pBdr>
-                <w:bottom w:val="none" w:sz="0" w:space="0" w:color="000000"/>
-                <w:top w:val="none" w:sz="0" w:space="0" w:color="000000"/>
-                <w:left w:val="none" w:sz="0" w:space="0" w:color="000000"/>
-                <w:right w:val="none" w:sz="0" w:space="0" w:color="000000"/>
-              </w:pBdr>
-              <w:spacing w:after="100" w:before="100" w:line="240"/>
-              <w:ind w:left="100" w:right="100" w:firstLine="0" w:firstLineChars="0"/>
-              <w:rPr>
-                <w:rFonts w:ascii="Helvetica" w:hAnsi="Helvetica" w:eastAsia="Helvetica" w:cs="Helvetica"/>
-                <w:i w:val="false"/>
-                <w:b w:val="false"/>
-                <w:u w:val="none"/>
-                <w:sz w:val="22"/>
-                <w:szCs w:val="22"/>
-                <w:color w:val="000000"/>
-              </w:rPr>
-            </w:pPr>
-            <w:r>
-              <w:rPr>
-                <w:rFonts w:ascii="Helvetica" w:hAnsi="Helvetica" w:eastAsia="Helvetica" w:cs="Helvetica"/>
-                <w:i w:val="false"/>
-                <w:b w:val="false"/>
-                <w:u w:val="none"/>
-                <w:sz w:val="22"/>
-                <w:szCs w:val="22"/>
-                <w:color w:val="000000"/>
-              </w:rPr>
-              <w:t xml:space="preserve">0.800</w:t>
+              <w:t xml:space="preserve">0.54, 2.23</w:t>
+            </w:r>
+          </w:p>
+        </w:tc>
+        <w:tc>
+          <w:tcPr>
+            <w:tcBorders>
+              <w:bottom w:val="none" w:sz="0" w:space="0" w:color="000000"/>
+              <w:top w:val="none" w:sz="0" w:space="0" w:color="000000"/>
+              <w:left w:val="none" w:sz="0" w:space="0" w:color="000000"/>
+              <w:right w:val="none" w:sz="0" w:space="0" w:color="000000"/>
+            </w:tcBorders>
+            <w:shd w:val="clear" w:color="auto" w:fill="FFFFFF"/>
+            <w:tcMar>
+              <w:top w:w="0" w:type="dxa"/>
+              <w:bottom w:w="0" w:type="dxa"/>
+              <w:left w:w="0" w:type="dxa"/>
+              <w:right w:w="0" w:type="dxa"/>
+            </w:tcMar>
+            <w:vAlign w:val="top"/>
+          </w:tcPr>
+          <w:p>
+            <w:pPr>
+              <w:pStyle w:val="Normal"/>
+              <w:jc w:val="center"/>
+              <w:pBdr>
+                <w:bottom w:val="none" w:sz="0" w:space="0" w:color="000000"/>
+                <w:top w:val="none" w:sz="0" w:space="0" w:color="000000"/>
+                <w:left w:val="none" w:sz="0" w:space="0" w:color="000000"/>
+                <w:right w:val="none" w:sz="0" w:space="0" w:color="000000"/>
+              </w:pBdr>
+              <w:spacing w:after="100" w:before="100" w:line="240"/>
+              <w:ind w:left="100" w:right="100" w:firstLine="0" w:firstLineChars="0"/>
+              <w:rPr>
+                <w:rFonts w:ascii="Helvetica" w:hAnsi="Helvetica" w:eastAsia="Helvetica" w:cs="Helvetica"/>
+                <w:i w:val="false"/>
+                <w:b w:val="false"/>
+                <w:u w:val="none"/>
+                <w:sz w:val="22"/>
+                <w:szCs w:val="22"/>
+                <w:color w:val="000000"/>
+              </w:rPr>
+            </w:pPr>
+            <w:r>
+              <w:rPr>
+                <w:rFonts w:ascii="Helvetica" w:hAnsi="Helvetica" w:eastAsia="Helvetica" w:cs="Helvetica"/>
+                <w:i w:val="false"/>
+                <w:b w:val="false"/>
+                <w:u w:val="none"/>
+                <w:sz w:val="22"/>
+                <w:szCs w:val="22"/>
+                <w:color w:val="000000"/>
+              </w:rPr>
+              <w:t xml:space="preserve">0.790</w:t>
             </w:r>
           </w:p>
         </w:tc>
@@ -6416,113 +6416,113 @@
                 <w:szCs w:val="22"/>
                 <w:color w:val="000000"/>
               </w:rPr>
-              <w:t xml:space="preserve">1.34</w:t>
-            </w:r>
-          </w:p>
-        </w:tc>
-        <w:tc>
-          <w:tcPr>
-            <w:tcBorders>
-              <w:bottom w:val="none" w:sz="0" w:space="0" w:color="000000"/>
-              <w:top w:val="none" w:sz="0" w:space="0" w:color="000000"/>
-              <w:left w:val="none" w:sz="0" w:space="0" w:color="000000"/>
-              <w:right w:val="none" w:sz="0" w:space="0" w:color="000000"/>
-            </w:tcBorders>
-            <w:shd w:val="clear" w:color="auto" w:fill="FFFFFF"/>
-            <w:tcMar>
-              <w:top w:w="0" w:type="dxa"/>
-              <w:bottom w:w="0" w:type="dxa"/>
-              <w:left w:w="0" w:type="dxa"/>
-              <w:right w:w="0" w:type="dxa"/>
-            </w:tcMar>
-            <w:vAlign w:val="top"/>
-          </w:tcPr>
-          <w:p>
-            <w:pPr>
-              <w:pStyle w:val="Normal"/>
-              <w:jc w:val="center"/>
-              <w:pBdr>
-                <w:bottom w:val="none" w:sz="0" w:space="0" w:color="000000"/>
-                <w:top w:val="none" w:sz="0" w:space="0" w:color="000000"/>
-                <w:left w:val="none" w:sz="0" w:space="0" w:color="000000"/>
-                <w:right w:val="none" w:sz="0" w:space="0" w:color="000000"/>
-              </w:pBdr>
-              <w:spacing w:after="100" w:before="100" w:line="240"/>
-              <w:ind w:left="100" w:right="100" w:firstLine="0" w:firstLineChars="0"/>
-              <w:rPr>
-                <w:rFonts w:ascii="Helvetica" w:hAnsi="Helvetica" w:eastAsia="Helvetica" w:cs="Helvetica"/>
-                <w:i w:val="false"/>
-                <w:b w:val="false"/>
-                <w:u w:val="none"/>
-                <w:sz w:val="22"/>
-                <w:szCs w:val="22"/>
-                <w:color w:val="000000"/>
-              </w:rPr>
-            </w:pPr>
-            <w:r>
-              <w:rPr>
-                <w:rFonts w:ascii="Helvetica" w:hAnsi="Helvetica" w:eastAsia="Helvetica" w:cs="Helvetica"/>
-                <w:i w:val="false"/>
-                <w:b w:val="false"/>
-                <w:u w:val="none"/>
-                <w:sz w:val="22"/>
-                <w:szCs w:val="22"/>
-                <w:color w:val="000000"/>
-              </w:rPr>
-              <w:t xml:space="preserve">0.51, 3.49</w:t>
-            </w:r>
-          </w:p>
-        </w:tc>
-        <w:tc>
-          <w:tcPr>
-            <w:tcBorders>
-              <w:bottom w:val="none" w:sz="0" w:space="0" w:color="000000"/>
-              <w:top w:val="none" w:sz="0" w:space="0" w:color="000000"/>
-              <w:left w:val="none" w:sz="0" w:space="0" w:color="000000"/>
-              <w:right w:val="none" w:sz="0" w:space="0" w:color="000000"/>
-            </w:tcBorders>
-            <w:shd w:val="clear" w:color="auto" w:fill="FFFFFF"/>
-            <w:tcMar>
-              <w:top w:w="0" w:type="dxa"/>
-              <w:bottom w:w="0" w:type="dxa"/>
-              <w:left w:w="0" w:type="dxa"/>
-              <w:right w:w="0" w:type="dxa"/>
-            </w:tcMar>
-            <w:vAlign w:val="top"/>
-          </w:tcPr>
-          <w:p>
-            <w:pPr>
-              <w:pStyle w:val="Normal"/>
-              <w:jc w:val="center"/>
-              <w:pBdr>
-                <w:bottom w:val="none" w:sz="0" w:space="0" w:color="000000"/>
-                <w:top w:val="none" w:sz="0" w:space="0" w:color="000000"/>
-                <w:left w:val="none" w:sz="0" w:space="0" w:color="000000"/>
-                <w:right w:val="none" w:sz="0" w:space="0" w:color="000000"/>
-              </w:pBdr>
-              <w:spacing w:after="100" w:before="100" w:line="240"/>
-              <w:ind w:left="100" w:right="100" w:firstLine="0" w:firstLineChars="0"/>
-              <w:rPr>
-                <w:rFonts w:ascii="Helvetica" w:hAnsi="Helvetica" w:eastAsia="Helvetica" w:cs="Helvetica"/>
-                <w:i w:val="false"/>
-                <w:b w:val="false"/>
-                <w:u w:val="none"/>
-                <w:sz w:val="22"/>
-                <w:szCs w:val="22"/>
-                <w:color w:val="000000"/>
-              </w:rPr>
-            </w:pPr>
-            <w:r>
-              <w:rPr>
-                <w:rFonts w:ascii="Helvetica" w:hAnsi="Helvetica" w:eastAsia="Helvetica" w:cs="Helvetica"/>
-                <w:i w:val="false"/>
-                <w:b w:val="false"/>
-                <w:u w:val="none"/>
-                <w:sz w:val="22"/>
-                <w:szCs w:val="22"/>
-                <w:color w:val="000000"/>
-              </w:rPr>
-              <w:t xml:space="preserve">0.550</w:t>
+              <w:t xml:space="preserve">1.33</w:t>
+            </w:r>
+          </w:p>
+        </w:tc>
+        <w:tc>
+          <w:tcPr>
+            <w:tcBorders>
+              <w:bottom w:val="none" w:sz="0" w:space="0" w:color="000000"/>
+              <w:top w:val="none" w:sz="0" w:space="0" w:color="000000"/>
+              <w:left w:val="none" w:sz="0" w:space="0" w:color="000000"/>
+              <w:right w:val="none" w:sz="0" w:space="0" w:color="000000"/>
+            </w:tcBorders>
+            <w:shd w:val="clear" w:color="auto" w:fill="FFFFFF"/>
+            <w:tcMar>
+              <w:top w:w="0" w:type="dxa"/>
+              <w:bottom w:w="0" w:type="dxa"/>
+              <w:left w:w="0" w:type="dxa"/>
+              <w:right w:w="0" w:type="dxa"/>
+            </w:tcMar>
+            <w:vAlign w:val="top"/>
+          </w:tcPr>
+          <w:p>
+            <w:pPr>
+              <w:pStyle w:val="Normal"/>
+              <w:jc w:val="center"/>
+              <w:pBdr>
+                <w:bottom w:val="none" w:sz="0" w:space="0" w:color="000000"/>
+                <w:top w:val="none" w:sz="0" w:space="0" w:color="000000"/>
+                <w:left w:val="none" w:sz="0" w:space="0" w:color="000000"/>
+                <w:right w:val="none" w:sz="0" w:space="0" w:color="000000"/>
+              </w:pBdr>
+              <w:spacing w:after="100" w:before="100" w:line="240"/>
+              <w:ind w:left="100" w:right="100" w:firstLine="0" w:firstLineChars="0"/>
+              <w:rPr>
+                <w:rFonts w:ascii="Helvetica" w:hAnsi="Helvetica" w:eastAsia="Helvetica" w:cs="Helvetica"/>
+                <w:i w:val="false"/>
+                <w:b w:val="false"/>
+                <w:u w:val="none"/>
+                <w:sz w:val="22"/>
+                <w:szCs w:val="22"/>
+                <w:color w:val="000000"/>
+              </w:rPr>
+            </w:pPr>
+            <w:r>
+              <w:rPr>
+                <w:rFonts w:ascii="Helvetica" w:hAnsi="Helvetica" w:eastAsia="Helvetica" w:cs="Helvetica"/>
+                <w:i w:val="false"/>
+                <w:b w:val="false"/>
+                <w:u w:val="none"/>
+                <w:sz w:val="22"/>
+                <w:szCs w:val="22"/>
+                <w:color w:val="000000"/>
+              </w:rPr>
+              <w:t xml:space="preserve">0.51, 3.48</w:t>
+            </w:r>
+          </w:p>
+        </w:tc>
+        <w:tc>
+          <w:tcPr>
+            <w:tcBorders>
+              <w:bottom w:val="none" w:sz="0" w:space="0" w:color="000000"/>
+              <w:top w:val="none" w:sz="0" w:space="0" w:color="000000"/>
+              <w:left w:val="none" w:sz="0" w:space="0" w:color="000000"/>
+              <w:right w:val="none" w:sz="0" w:space="0" w:color="000000"/>
+            </w:tcBorders>
+            <w:shd w:val="clear" w:color="auto" w:fill="FFFFFF"/>
+            <w:tcMar>
+              <w:top w:w="0" w:type="dxa"/>
+              <w:bottom w:w="0" w:type="dxa"/>
+              <w:left w:w="0" w:type="dxa"/>
+              <w:right w:w="0" w:type="dxa"/>
+            </w:tcMar>
+            <w:vAlign w:val="top"/>
+          </w:tcPr>
+          <w:p>
+            <w:pPr>
+              <w:pStyle w:val="Normal"/>
+              <w:jc w:val="center"/>
+              <w:pBdr>
+                <w:bottom w:val="none" w:sz="0" w:space="0" w:color="000000"/>
+                <w:top w:val="none" w:sz="0" w:space="0" w:color="000000"/>
+                <w:left w:val="none" w:sz="0" w:space="0" w:color="000000"/>
+                <w:right w:val="none" w:sz="0" w:space="0" w:color="000000"/>
+              </w:pBdr>
+              <w:spacing w:after="100" w:before="100" w:line="240"/>
+              <w:ind w:left="100" w:right="100" w:firstLine="0" w:firstLineChars="0"/>
+              <w:rPr>
+                <w:rFonts w:ascii="Helvetica" w:hAnsi="Helvetica" w:eastAsia="Helvetica" w:cs="Helvetica"/>
+                <w:i w:val="false"/>
+                <w:b w:val="false"/>
+                <w:u w:val="none"/>
+                <w:sz w:val="22"/>
+                <w:szCs w:val="22"/>
+                <w:color w:val="000000"/>
+              </w:rPr>
+            </w:pPr>
+            <w:r>
+              <w:rPr>
+                <w:rFonts w:ascii="Helvetica" w:hAnsi="Helvetica" w:eastAsia="Helvetica" w:cs="Helvetica"/>
+                <w:i w:val="false"/>
+                <w:b w:val="false"/>
+                <w:u w:val="none"/>
+                <w:sz w:val="22"/>
+                <w:szCs w:val="22"/>
+                <w:color w:val="000000"/>
+              </w:rPr>
+              <w:t xml:space="preserve">0.560</w:t>
             </w:r>
           </w:p>
         </w:tc>
@@ -6687,113 +6687,113 @@
                 <w:szCs w:val="22"/>
                 <w:color w:val="000000"/>
               </w:rPr>
-              <w:t xml:space="preserve">1.02</w:t>
-            </w:r>
-          </w:p>
-        </w:tc>
-        <w:tc>
-          <w:tcPr>
-            <w:tcBorders>
-              <w:bottom w:val="none" w:sz="0" w:space="0" w:color="000000"/>
-              <w:top w:val="none" w:sz="0" w:space="0" w:color="000000"/>
-              <w:left w:val="none" w:sz="0" w:space="0" w:color="000000"/>
-              <w:right w:val="none" w:sz="0" w:space="0" w:color="000000"/>
-            </w:tcBorders>
-            <w:shd w:val="clear" w:color="auto" w:fill="FFFFFF"/>
-            <w:tcMar>
-              <w:top w:w="0" w:type="dxa"/>
-              <w:bottom w:w="0" w:type="dxa"/>
-              <w:left w:w="0" w:type="dxa"/>
-              <w:right w:w="0" w:type="dxa"/>
-            </w:tcMar>
-            <w:vAlign w:val="top"/>
-          </w:tcPr>
-          <w:p>
-            <w:pPr>
-              <w:pStyle w:val="Normal"/>
-              <w:jc w:val="center"/>
-              <w:pBdr>
-                <w:bottom w:val="none" w:sz="0" w:space="0" w:color="000000"/>
-                <w:top w:val="none" w:sz="0" w:space="0" w:color="000000"/>
-                <w:left w:val="none" w:sz="0" w:space="0" w:color="000000"/>
-                <w:right w:val="none" w:sz="0" w:space="0" w:color="000000"/>
-              </w:pBdr>
-              <w:spacing w:after="100" w:before="100" w:line="240"/>
-              <w:ind w:left="100" w:right="100" w:firstLine="0" w:firstLineChars="0"/>
-              <w:rPr>
-                <w:rFonts w:ascii="Helvetica" w:hAnsi="Helvetica" w:eastAsia="Helvetica" w:cs="Helvetica"/>
-                <w:i w:val="false"/>
-                <w:b w:val="false"/>
-                <w:u w:val="none"/>
-                <w:sz w:val="22"/>
-                <w:szCs w:val="22"/>
-                <w:color w:val="000000"/>
-              </w:rPr>
-            </w:pPr>
-            <w:r>
-              <w:rPr>
-                <w:rFonts w:ascii="Helvetica" w:hAnsi="Helvetica" w:eastAsia="Helvetica" w:cs="Helvetica"/>
-                <w:i w:val="false"/>
-                <w:b w:val="false"/>
-                <w:u w:val="none"/>
-                <w:sz w:val="22"/>
-                <w:szCs w:val="22"/>
-                <w:color w:val="000000"/>
-              </w:rPr>
-              <w:t xml:space="preserve">0.50, 2.10</w:t>
-            </w:r>
-          </w:p>
-        </w:tc>
-        <w:tc>
-          <w:tcPr>
-            <w:tcBorders>
-              <w:bottom w:val="none" w:sz="0" w:space="0" w:color="000000"/>
-              <w:top w:val="none" w:sz="0" w:space="0" w:color="000000"/>
-              <w:left w:val="none" w:sz="0" w:space="0" w:color="000000"/>
-              <w:right w:val="none" w:sz="0" w:space="0" w:color="000000"/>
-            </w:tcBorders>
-            <w:shd w:val="clear" w:color="auto" w:fill="FFFFFF"/>
-            <w:tcMar>
-              <w:top w:w="0" w:type="dxa"/>
-              <w:bottom w:w="0" w:type="dxa"/>
-              <w:left w:w="0" w:type="dxa"/>
-              <w:right w:w="0" w:type="dxa"/>
-            </w:tcMar>
-            <w:vAlign w:val="top"/>
-          </w:tcPr>
-          <w:p>
-            <w:pPr>
-              <w:pStyle w:val="Normal"/>
-              <w:jc w:val="center"/>
-              <w:pBdr>
-                <w:bottom w:val="none" w:sz="0" w:space="0" w:color="000000"/>
-                <w:top w:val="none" w:sz="0" w:space="0" w:color="000000"/>
-                <w:left w:val="none" w:sz="0" w:space="0" w:color="000000"/>
-                <w:right w:val="none" w:sz="0" w:space="0" w:color="000000"/>
-              </w:pBdr>
-              <w:spacing w:after="100" w:before="100" w:line="240"/>
-              <w:ind w:left="100" w:right="100" w:firstLine="0" w:firstLineChars="0"/>
-              <w:rPr>
-                <w:rFonts w:ascii="Helvetica" w:hAnsi="Helvetica" w:eastAsia="Helvetica" w:cs="Helvetica"/>
-                <w:i w:val="false"/>
-                <w:b w:val="false"/>
-                <w:u w:val="none"/>
-                <w:sz w:val="22"/>
-                <w:szCs w:val="22"/>
-                <w:color w:val="000000"/>
-              </w:rPr>
-            </w:pPr>
-            <w:r>
-              <w:rPr>
-                <w:rFonts w:ascii="Helvetica" w:hAnsi="Helvetica" w:eastAsia="Helvetica" w:cs="Helvetica"/>
-                <w:i w:val="false"/>
-                <w:b w:val="false"/>
-                <w:u w:val="none"/>
-                <w:sz w:val="22"/>
-                <w:szCs w:val="22"/>
-                <w:color w:val="000000"/>
-              </w:rPr>
-              <w:t xml:space="preserve">0.950</w:t>
+              <w:t xml:space="preserve">1.03</w:t>
+            </w:r>
+          </w:p>
+        </w:tc>
+        <w:tc>
+          <w:tcPr>
+            <w:tcBorders>
+              <w:bottom w:val="none" w:sz="0" w:space="0" w:color="000000"/>
+              <w:top w:val="none" w:sz="0" w:space="0" w:color="000000"/>
+              <w:left w:val="none" w:sz="0" w:space="0" w:color="000000"/>
+              <w:right w:val="none" w:sz="0" w:space="0" w:color="000000"/>
+            </w:tcBorders>
+            <w:shd w:val="clear" w:color="auto" w:fill="FFFFFF"/>
+            <w:tcMar>
+              <w:top w:w="0" w:type="dxa"/>
+              <w:bottom w:w="0" w:type="dxa"/>
+              <w:left w:w="0" w:type="dxa"/>
+              <w:right w:w="0" w:type="dxa"/>
+            </w:tcMar>
+            <w:vAlign w:val="top"/>
+          </w:tcPr>
+          <w:p>
+            <w:pPr>
+              <w:pStyle w:val="Normal"/>
+              <w:jc w:val="center"/>
+              <w:pBdr>
+                <w:bottom w:val="none" w:sz="0" w:space="0" w:color="000000"/>
+                <w:top w:val="none" w:sz="0" w:space="0" w:color="000000"/>
+                <w:left w:val="none" w:sz="0" w:space="0" w:color="000000"/>
+                <w:right w:val="none" w:sz="0" w:space="0" w:color="000000"/>
+              </w:pBdr>
+              <w:spacing w:after="100" w:before="100" w:line="240"/>
+              <w:ind w:left="100" w:right="100" w:firstLine="0" w:firstLineChars="0"/>
+              <w:rPr>
+                <w:rFonts w:ascii="Helvetica" w:hAnsi="Helvetica" w:eastAsia="Helvetica" w:cs="Helvetica"/>
+                <w:i w:val="false"/>
+                <w:b w:val="false"/>
+                <w:u w:val="none"/>
+                <w:sz w:val="22"/>
+                <w:szCs w:val="22"/>
+                <w:color w:val="000000"/>
+              </w:rPr>
+            </w:pPr>
+            <w:r>
+              <w:rPr>
+                <w:rFonts w:ascii="Helvetica" w:hAnsi="Helvetica" w:eastAsia="Helvetica" w:cs="Helvetica"/>
+                <w:i w:val="false"/>
+                <w:b w:val="false"/>
+                <w:u w:val="none"/>
+                <w:sz w:val="22"/>
+                <w:szCs w:val="22"/>
+                <w:color w:val="000000"/>
+              </w:rPr>
+              <w:t xml:space="preserve">0.50, 2.11</w:t>
+            </w:r>
+          </w:p>
+        </w:tc>
+        <w:tc>
+          <w:tcPr>
+            <w:tcBorders>
+              <w:bottom w:val="none" w:sz="0" w:space="0" w:color="000000"/>
+              <w:top w:val="none" w:sz="0" w:space="0" w:color="000000"/>
+              <w:left w:val="none" w:sz="0" w:space="0" w:color="000000"/>
+              <w:right w:val="none" w:sz="0" w:space="0" w:color="000000"/>
+            </w:tcBorders>
+            <w:shd w:val="clear" w:color="auto" w:fill="FFFFFF"/>
+            <w:tcMar>
+              <w:top w:w="0" w:type="dxa"/>
+              <w:bottom w:w="0" w:type="dxa"/>
+              <w:left w:w="0" w:type="dxa"/>
+              <w:right w:w="0" w:type="dxa"/>
+            </w:tcMar>
+            <w:vAlign w:val="top"/>
+          </w:tcPr>
+          <w:p>
+            <w:pPr>
+              <w:pStyle w:val="Normal"/>
+              <w:jc w:val="center"/>
+              <w:pBdr>
+                <w:bottom w:val="none" w:sz="0" w:space="0" w:color="000000"/>
+                <w:top w:val="none" w:sz="0" w:space="0" w:color="000000"/>
+                <w:left w:val="none" w:sz="0" w:space="0" w:color="000000"/>
+                <w:right w:val="none" w:sz="0" w:space="0" w:color="000000"/>
+              </w:pBdr>
+              <w:spacing w:after="100" w:before="100" w:line="240"/>
+              <w:ind w:left="100" w:right="100" w:firstLine="0" w:firstLineChars="0"/>
+              <w:rPr>
+                <w:rFonts w:ascii="Helvetica" w:hAnsi="Helvetica" w:eastAsia="Helvetica" w:cs="Helvetica"/>
+                <w:i w:val="false"/>
+                <w:b w:val="false"/>
+                <w:u w:val="none"/>
+                <w:sz w:val="22"/>
+                <w:szCs w:val="22"/>
+                <w:color w:val="000000"/>
+              </w:rPr>
+            </w:pPr>
+            <w:r>
+              <w:rPr>
+                <w:rFonts w:ascii="Helvetica" w:hAnsi="Helvetica" w:eastAsia="Helvetica" w:cs="Helvetica"/>
+                <w:i w:val="false"/>
+                <w:b w:val="false"/>
+                <w:u w:val="none"/>
+                <w:sz w:val="22"/>
+                <w:szCs w:val="22"/>
+                <w:color w:val="000000"/>
+              </w:rPr>
+              <w:t xml:space="preserve">0.940</w:t>
             </w:r>
           </w:p>
         </w:tc>
@@ -6952,60 +6952,60 @@
                 <w:szCs w:val="22"/>
                 <w:color w:val="000000"/>
               </w:rPr>
-              <w:t xml:space="preserve">0.28, 1.77</w:t>
-            </w:r>
-          </w:p>
-        </w:tc>
-        <w:tc>
-          <w:tcPr>
-            <w:tcBorders>
-              <w:bottom w:val="none" w:sz="0" w:space="0" w:color="000000"/>
-              <w:top w:val="none" w:sz="0" w:space="0" w:color="000000"/>
-              <w:left w:val="none" w:sz="0" w:space="0" w:color="000000"/>
-              <w:right w:val="none" w:sz="0" w:space="0" w:color="000000"/>
-            </w:tcBorders>
-            <w:shd w:val="clear" w:color="auto" w:fill="FFFFFF"/>
-            <w:tcMar>
-              <w:top w:w="0" w:type="dxa"/>
-              <w:bottom w:w="0" w:type="dxa"/>
-              <w:left w:w="0" w:type="dxa"/>
-              <w:right w:w="0" w:type="dxa"/>
-            </w:tcMar>
-            <w:vAlign w:val="top"/>
-          </w:tcPr>
-          <w:p>
-            <w:pPr>
-              <w:pStyle w:val="Normal"/>
-              <w:jc w:val="center"/>
-              <w:pBdr>
-                <w:bottom w:val="none" w:sz="0" w:space="0" w:color="000000"/>
-                <w:top w:val="none" w:sz="0" w:space="0" w:color="000000"/>
-                <w:left w:val="none" w:sz="0" w:space="0" w:color="000000"/>
-                <w:right w:val="none" w:sz="0" w:space="0" w:color="000000"/>
-              </w:pBdr>
-              <w:spacing w:after="100" w:before="100" w:line="240"/>
-              <w:ind w:left="100" w:right="100" w:firstLine="0" w:firstLineChars="0"/>
-              <w:rPr>
-                <w:rFonts w:ascii="Helvetica" w:hAnsi="Helvetica" w:eastAsia="Helvetica" w:cs="Helvetica"/>
-                <w:i w:val="false"/>
-                <w:b w:val="false"/>
-                <w:u w:val="none"/>
-                <w:sz w:val="22"/>
-                <w:szCs w:val="22"/>
-                <w:color w:val="000000"/>
-              </w:rPr>
-            </w:pPr>
-            <w:r>
-              <w:rPr>
-                <w:rFonts w:ascii="Helvetica" w:hAnsi="Helvetica" w:eastAsia="Helvetica" w:cs="Helvetica"/>
-                <w:i w:val="false"/>
-                <w:b w:val="false"/>
-                <w:u w:val="none"/>
-                <w:sz w:val="22"/>
-                <w:szCs w:val="22"/>
-                <w:color w:val="000000"/>
-              </w:rPr>
-              <w:t xml:space="preserve">0.450</w:t>
+              <w:t xml:space="preserve">0.28, 1.76</w:t>
+            </w:r>
+          </w:p>
+        </w:tc>
+        <w:tc>
+          <w:tcPr>
+            <w:tcBorders>
+              <w:bottom w:val="none" w:sz="0" w:space="0" w:color="000000"/>
+              <w:top w:val="none" w:sz="0" w:space="0" w:color="000000"/>
+              <w:left w:val="none" w:sz="0" w:space="0" w:color="000000"/>
+              <w:right w:val="none" w:sz="0" w:space="0" w:color="000000"/>
+            </w:tcBorders>
+            <w:shd w:val="clear" w:color="auto" w:fill="FFFFFF"/>
+            <w:tcMar>
+              <w:top w:w="0" w:type="dxa"/>
+              <w:bottom w:w="0" w:type="dxa"/>
+              <w:left w:w="0" w:type="dxa"/>
+              <w:right w:w="0" w:type="dxa"/>
+            </w:tcMar>
+            <w:vAlign w:val="top"/>
+          </w:tcPr>
+          <w:p>
+            <w:pPr>
+              <w:pStyle w:val="Normal"/>
+              <w:jc w:val="center"/>
+              <w:pBdr>
+                <w:bottom w:val="none" w:sz="0" w:space="0" w:color="000000"/>
+                <w:top w:val="none" w:sz="0" w:space="0" w:color="000000"/>
+                <w:left w:val="none" w:sz="0" w:space="0" w:color="000000"/>
+                <w:right w:val="none" w:sz="0" w:space="0" w:color="000000"/>
+              </w:pBdr>
+              <w:spacing w:after="100" w:before="100" w:line="240"/>
+              <w:ind w:left="100" w:right="100" w:firstLine="0" w:firstLineChars="0"/>
+              <w:rPr>
+                <w:rFonts w:ascii="Helvetica" w:hAnsi="Helvetica" w:eastAsia="Helvetica" w:cs="Helvetica"/>
+                <w:i w:val="false"/>
+                <w:b w:val="false"/>
+                <w:u w:val="none"/>
+                <w:sz w:val="22"/>
+                <w:szCs w:val="22"/>
+                <w:color w:val="000000"/>
+              </w:rPr>
+            </w:pPr>
+            <w:r>
+              <w:rPr>
+                <w:rFonts w:ascii="Helvetica" w:hAnsi="Helvetica" w:eastAsia="Helvetica" w:cs="Helvetica"/>
+                <w:i w:val="false"/>
+                <w:b w:val="false"/>
+                <w:u w:val="none"/>
+                <w:sz w:val="22"/>
+                <w:szCs w:val="22"/>
+                <w:color w:val="000000"/>
+              </w:rPr>
+              <w:t xml:space="preserve">0.440</w:t>
             </w:r>
           </w:p>
         </w:tc>
@@ -7170,113 +7170,113 @@
                 <w:szCs w:val="22"/>
                 <w:color w:val="000000"/>
               </w:rPr>
-              <w:t xml:space="preserve">1.24</w:t>
-            </w:r>
-          </w:p>
-        </w:tc>
-        <w:tc>
-          <w:tcPr>
-            <w:tcBorders>
-              <w:bottom w:val="none" w:sz="0" w:space="0" w:color="000000"/>
-              <w:top w:val="none" w:sz="0" w:space="0" w:color="000000"/>
-              <w:left w:val="none" w:sz="0" w:space="0" w:color="000000"/>
-              <w:right w:val="none" w:sz="0" w:space="0" w:color="000000"/>
-            </w:tcBorders>
-            <w:shd w:val="clear" w:color="auto" w:fill="FFFFFF"/>
-            <w:tcMar>
-              <w:top w:w="0" w:type="dxa"/>
-              <w:bottom w:w="0" w:type="dxa"/>
-              <w:left w:w="0" w:type="dxa"/>
-              <w:right w:w="0" w:type="dxa"/>
-            </w:tcMar>
-            <w:vAlign w:val="top"/>
-          </w:tcPr>
-          <w:p>
-            <w:pPr>
-              <w:pStyle w:val="Normal"/>
-              <w:jc w:val="center"/>
-              <w:pBdr>
-                <w:bottom w:val="none" w:sz="0" w:space="0" w:color="000000"/>
-                <w:top w:val="none" w:sz="0" w:space="0" w:color="000000"/>
-                <w:left w:val="none" w:sz="0" w:space="0" w:color="000000"/>
-                <w:right w:val="none" w:sz="0" w:space="0" w:color="000000"/>
-              </w:pBdr>
-              <w:spacing w:after="100" w:before="100" w:line="240"/>
-              <w:ind w:left="100" w:right="100" w:firstLine="0" w:firstLineChars="0"/>
-              <w:rPr>
-                <w:rFonts w:ascii="Helvetica" w:hAnsi="Helvetica" w:eastAsia="Helvetica" w:cs="Helvetica"/>
-                <w:i w:val="false"/>
-                <w:b w:val="false"/>
-                <w:u w:val="none"/>
-                <w:sz w:val="22"/>
-                <w:szCs w:val="22"/>
-                <w:color w:val="000000"/>
-              </w:rPr>
-            </w:pPr>
-            <w:r>
-              <w:rPr>
-                <w:rFonts w:ascii="Helvetica" w:hAnsi="Helvetica" w:eastAsia="Helvetica" w:cs="Helvetica"/>
-                <w:i w:val="false"/>
-                <w:b w:val="false"/>
-                <w:u w:val="none"/>
-                <w:sz w:val="22"/>
-                <w:szCs w:val="22"/>
-                <w:color w:val="000000"/>
-              </w:rPr>
-              <w:t xml:space="preserve">0.62, 2.50</w:t>
-            </w:r>
-          </w:p>
-        </w:tc>
-        <w:tc>
-          <w:tcPr>
-            <w:tcBorders>
-              <w:bottom w:val="none" w:sz="0" w:space="0" w:color="000000"/>
-              <w:top w:val="none" w:sz="0" w:space="0" w:color="000000"/>
-              <w:left w:val="none" w:sz="0" w:space="0" w:color="000000"/>
-              <w:right w:val="none" w:sz="0" w:space="0" w:color="000000"/>
-            </w:tcBorders>
-            <w:shd w:val="clear" w:color="auto" w:fill="FFFFFF"/>
-            <w:tcMar>
-              <w:top w:w="0" w:type="dxa"/>
-              <w:bottom w:w="0" w:type="dxa"/>
-              <w:left w:w="0" w:type="dxa"/>
-              <w:right w:w="0" w:type="dxa"/>
-            </w:tcMar>
-            <w:vAlign w:val="top"/>
-          </w:tcPr>
-          <w:p>
-            <w:pPr>
-              <w:pStyle w:val="Normal"/>
-              <w:jc w:val="center"/>
-              <w:pBdr>
-                <w:bottom w:val="none" w:sz="0" w:space="0" w:color="000000"/>
-                <w:top w:val="none" w:sz="0" w:space="0" w:color="000000"/>
-                <w:left w:val="none" w:sz="0" w:space="0" w:color="000000"/>
-                <w:right w:val="none" w:sz="0" w:space="0" w:color="000000"/>
-              </w:pBdr>
-              <w:spacing w:after="100" w:before="100" w:line="240"/>
-              <w:ind w:left="100" w:right="100" w:firstLine="0" w:firstLineChars="0"/>
-              <w:rPr>
-                <w:rFonts w:ascii="Helvetica" w:hAnsi="Helvetica" w:eastAsia="Helvetica" w:cs="Helvetica"/>
-                <w:i w:val="false"/>
-                <w:b w:val="false"/>
-                <w:u w:val="none"/>
-                <w:sz w:val="22"/>
-                <w:szCs w:val="22"/>
-                <w:color w:val="000000"/>
-              </w:rPr>
-            </w:pPr>
-            <w:r>
-              <w:rPr>
-                <w:rFonts w:ascii="Helvetica" w:hAnsi="Helvetica" w:eastAsia="Helvetica" w:cs="Helvetica"/>
-                <w:i w:val="false"/>
-                <w:b w:val="false"/>
-                <w:u w:val="none"/>
-                <w:sz w:val="22"/>
-                <w:szCs w:val="22"/>
-                <w:color w:val="000000"/>
-              </w:rPr>
-              <w:t xml:space="preserve">0.540</w:t>
+              <w:t xml:space="preserve">1.25</w:t>
+            </w:r>
+          </w:p>
+        </w:tc>
+        <w:tc>
+          <w:tcPr>
+            <w:tcBorders>
+              <w:bottom w:val="none" w:sz="0" w:space="0" w:color="000000"/>
+              <w:top w:val="none" w:sz="0" w:space="0" w:color="000000"/>
+              <w:left w:val="none" w:sz="0" w:space="0" w:color="000000"/>
+              <w:right w:val="none" w:sz="0" w:space="0" w:color="000000"/>
+            </w:tcBorders>
+            <w:shd w:val="clear" w:color="auto" w:fill="FFFFFF"/>
+            <w:tcMar>
+              <w:top w:w="0" w:type="dxa"/>
+              <w:bottom w:w="0" w:type="dxa"/>
+              <w:left w:w="0" w:type="dxa"/>
+              <w:right w:w="0" w:type="dxa"/>
+            </w:tcMar>
+            <w:vAlign w:val="top"/>
+          </w:tcPr>
+          <w:p>
+            <w:pPr>
+              <w:pStyle w:val="Normal"/>
+              <w:jc w:val="center"/>
+              <w:pBdr>
+                <w:bottom w:val="none" w:sz="0" w:space="0" w:color="000000"/>
+                <w:top w:val="none" w:sz="0" w:space="0" w:color="000000"/>
+                <w:left w:val="none" w:sz="0" w:space="0" w:color="000000"/>
+                <w:right w:val="none" w:sz="0" w:space="0" w:color="000000"/>
+              </w:pBdr>
+              <w:spacing w:after="100" w:before="100" w:line="240"/>
+              <w:ind w:left="100" w:right="100" w:firstLine="0" w:firstLineChars="0"/>
+              <w:rPr>
+                <w:rFonts w:ascii="Helvetica" w:hAnsi="Helvetica" w:eastAsia="Helvetica" w:cs="Helvetica"/>
+                <w:i w:val="false"/>
+                <w:b w:val="false"/>
+                <w:u w:val="none"/>
+                <w:sz w:val="22"/>
+                <w:szCs w:val="22"/>
+                <w:color w:val="000000"/>
+              </w:rPr>
+            </w:pPr>
+            <w:r>
+              <w:rPr>
+                <w:rFonts w:ascii="Helvetica" w:hAnsi="Helvetica" w:eastAsia="Helvetica" w:cs="Helvetica"/>
+                <w:i w:val="false"/>
+                <w:b w:val="false"/>
+                <w:u w:val="none"/>
+                <w:sz w:val="22"/>
+                <w:szCs w:val="22"/>
+                <w:color w:val="000000"/>
+              </w:rPr>
+              <w:t xml:space="preserve">0.62, 2.51</w:t>
+            </w:r>
+          </w:p>
+        </w:tc>
+        <w:tc>
+          <w:tcPr>
+            <w:tcBorders>
+              <w:bottom w:val="none" w:sz="0" w:space="0" w:color="000000"/>
+              <w:top w:val="none" w:sz="0" w:space="0" w:color="000000"/>
+              <w:left w:val="none" w:sz="0" w:space="0" w:color="000000"/>
+              <w:right w:val="none" w:sz="0" w:space="0" w:color="000000"/>
+            </w:tcBorders>
+            <w:shd w:val="clear" w:color="auto" w:fill="FFFFFF"/>
+            <w:tcMar>
+              <w:top w:w="0" w:type="dxa"/>
+              <w:bottom w:w="0" w:type="dxa"/>
+              <w:left w:w="0" w:type="dxa"/>
+              <w:right w:w="0" w:type="dxa"/>
+            </w:tcMar>
+            <w:vAlign w:val="top"/>
+          </w:tcPr>
+          <w:p>
+            <w:pPr>
+              <w:pStyle w:val="Normal"/>
+              <w:jc w:val="center"/>
+              <w:pBdr>
+                <w:bottom w:val="none" w:sz="0" w:space="0" w:color="000000"/>
+                <w:top w:val="none" w:sz="0" w:space="0" w:color="000000"/>
+                <w:left w:val="none" w:sz="0" w:space="0" w:color="000000"/>
+                <w:right w:val="none" w:sz="0" w:space="0" w:color="000000"/>
+              </w:pBdr>
+              <w:spacing w:after="100" w:before="100" w:line="240"/>
+              <w:ind w:left="100" w:right="100" w:firstLine="0" w:firstLineChars="0"/>
+              <w:rPr>
+                <w:rFonts w:ascii="Helvetica" w:hAnsi="Helvetica" w:eastAsia="Helvetica" w:cs="Helvetica"/>
+                <w:i w:val="false"/>
+                <w:b w:val="false"/>
+                <w:u w:val="none"/>
+                <w:sz w:val="22"/>
+                <w:szCs w:val="22"/>
+                <w:color w:val="000000"/>
+              </w:rPr>
+            </w:pPr>
+            <w:r>
+              <w:rPr>
+                <w:rFonts w:ascii="Helvetica" w:hAnsi="Helvetica" w:eastAsia="Helvetica" w:cs="Helvetica"/>
+                <w:i w:val="false"/>
+                <w:b w:val="false"/>
+                <w:u w:val="none"/>
+                <w:sz w:val="22"/>
+                <w:szCs w:val="22"/>
+                <w:color w:val="000000"/>
+              </w:rPr>
+              <w:t xml:space="preserve">0.530</w:t>
             </w:r>
           </w:p>
         </w:tc>
@@ -7706,60 +7706,60 @@
                 <w:szCs w:val="22"/>
                 <w:color w:val="000000"/>
               </w:rPr>
-              <w:t xml:space="preserve">0.79, 2.10</w:t>
-            </w:r>
-          </w:p>
-        </w:tc>
-        <w:tc>
-          <w:tcPr>
-            <w:tcBorders>
-              <w:bottom w:val="none" w:sz="0" w:space="0" w:color="000000"/>
-              <w:top w:val="none" w:sz="0" w:space="0" w:color="000000"/>
-              <w:left w:val="none" w:sz="0" w:space="0" w:color="000000"/>
-              <w:right w:val="none" w:sz="0" w:space="0" w:color="000000"/>
-            </w:tcBorders>
-            <w:shd w:val="clear" w:color="auto" w:fill="FFFFFF"/>
-            <w:tcMar>
-              <w:top w:w="0" w:type="dxa"/>
-              <w:bottom w:w="0" w:type="dxa"/>
-              <w:left w:w="0" w:type="dxa"/>
-              <w:right w:w="0" w:type="dxa"/>
-            </w:tcMar>
-            <w:vAlign w:val="top"/>
-          </w:tcPr>
-          <w:p>
-            <w:pPr>
-              <w:pStyle w:val="Normal"/>
-              <w:jc w:val="center"/>
-              <w:pBdr>
-                <w:bottom w:val="none" w:sz="0" w:space="0" w:color="000000"/>
-                <w:top w:val="none" w:sz="0" w:space="0" w:color="000000"/>
-                <w:left w:val="none" w:sz="0" w:space="0" w:color="000000"/>
-                <w:right w:val="none" w:sz="0" w:space="0" w:color="000000"/>
-              </w:pBdr>
-              <w:spacing w:after="100" w:before="100" w:line="240"/>
-              <w:ind w:left="100" w:right="100" w:firstLine="0" w:firstLineChars="0"/>
-              <w:rPr>
-                <w:rFonts w:ascii="Helvetica" w:hAnsi="Helvetica" w:eastAsia="Helvetica" w:cs="Helvetica"/>
-                <w:i w:val="false"/>
-                <w:b w:val="false"/>
-                <w:u w:val="none"/>
-                <w:sz w:val="22"/>
-                <w:szCs w:val="22"/>
-                <w:color w:val="000000"/>
-              </w:rPr>
-            </w:pPr>
-            <w:r>
-              <w:rPr>
-                <w:rFonts w:ascii="Helvetica" w:hAnsi="Helvetica" w:eastAsia="Helvetica" w:cs="Helvetica"/>
-                <w:i w:val="false"/>
-                <w:b w:val="false"/>
-                <w:u w:val="none"/>
-                <w:sz w:val="22"/>
-                <w:szCs w:val="22"/>
-                <w:color w:val="000000"/>
-              </w:rPr>
-              <w:t xml:space="preserve">0.310</w:t>
+              <w:t xml:space="preserve">0.79, 2.11</w:t>
+            </w:r>
+          </w:p>
+        </w:tc>
+        <w:tc>
+          <w:tcPr>
+            <w:tcBorders>
+              <w:bottom w:val="none" w:sz="0" w:space="0" w:color="000000"/>
+              <w:top w:val="none" w:sz="0" w:space="0" w:color="000000"/>
+              <w:left w:val="none" w:sz="0" w:space="0" w:color="000000"/>
+              <w:right w:val="none" w:sz="0" w:space="0" w:color="000000"/>
+            </w:tcBorders>
+            <w:shd w:val="clear" w:color="auto" w:fill="FFFFFF"/>
+            <w:tcMar>
+              <w:top w:w="0" w:type="dxa"/>
+              <w:bottom w:w="0" w:type="dxa"/>
+              <w:left w:w="0" w:type="dxa"/>
+              <w:right w:w="0" w:type="dxa"/>
+            </w:tcMar>
+            <w:vAlign w:val="top"/>
+          </w:tcPr>
+          <w:p>
+            <w:pPr>
+              <w:pStyle w:val="Normal"/>
+              <w:jc w:val="center"/>
+              <w:pBdr>
+                <w:bottom w:val="none" w:sz="0" w:space="0" w:color="000000"/>
+                <w:top w:val="none" w:sz="0" w:space="0" w:color="000000"/>
+                <w:left w:val="none" w:sz="0" w:space="0" w:color="000000"/>
+                <w:right w:val="none" w:sz="0" w:space="0" w:color="000000"/>
+              </w:pBdr>
+              <w:spacing w:after="100" w:before="100" w:line="240"/>
+              <w:ind w:left="100" w:right="100" w:firstLine="0" w:firstLineChars="0"/>
+              <w:rPr>
+                <w:rFonts w:ascii="Helvetica" w:hAnsi="Helvetica" w:eastAsia="Helvetica" w:cs="Helvetica"/>
+                <w:i w:val="false"/>
+                <w:b w:val="false"/>
+                <w:u w:val="none"/>
+                <w:sz w:val="22"/>
+                <w:szCs w:val="22"/>
+                <w:color w:val="000000"/>
+              </w:rPr>
+            </w:pPr>
+            <w:r>
+              <w:rPr>
+                <w:rFonts w:ascii="Helvetica" w:hAnsi="Helvetica" w:eastAsia="Helvetica" w:cs="Helvetica"/>
+                <w:i w:val="false"/>
+                <w:b w:val="false"/>
+                <w:u w:val="none"/>
+                <w:sz w:val="22"/>
+                <w:szCs w:val="22"/>
+                <w:color w:val="000000"/>
+              </w:rPr>
+              <w:t xml:space="preserve">0.300</w:t>
             </w:r>
           </w:p>
         </w:tc>
@@ -7865,60 +7865,60 @@
                 <w:szCs w:val="22"/>
                 <w:color w:val="000000"/>
               </w:rPr>
-              <w:t xml:space="preserve">1.50</w:t>
-            </w:r>
-          </w:p>
-        </w:tc>
-        <w:tc>
-          <w:tcPr>
-            <w:tcBorders>
-              <w:bottom w:val="none" w:sz="0" w:space="0" w:color="000000"/>
-              <w:top w:val="none" w:sz="0" w:space="0" w:color="000000"/>
-              <w:left w:val="none" w:sz="0" w:space="0" w:color="000000"/>
-              <w:right w:val="none" w:sz="0" w:space="0" w:color="000000"/>
-            </w:tcBorders>
-            <w:shd w:val="clear" w:color="auto" w:fill="FFFFFF"/>
-            <w:tcMar>
-              <w:top w:w="0" w:type="dxa"/>
-              <w:bottom w:w="0" w:type="dxa"/>
-              <w:left w:w="0" w:type="dxa"/>
-              <w:right w:w="0" w:type="dxa"/>
-            </w:tcMar>
-            <w:vAlign w:val="top"/>
-          </w:tcPr>
-          <w:p>
-            <w:pPr>
-              <w:pStyle w:val="Normal"/>
-              <w:jc w:val="center"/>
-              <w:pBdr>
-                <w:bottom w:val="none" w:sz="0" w:space="0" w:color="000000"/>
-                <w:top w:val="none" w:sz="0" w:space="0" w:color="000000"/>
-                <w:left w:val="none" w:sz="0" w:space="0" w:color="000000"/>
-                <w:right w:val="none" w:sz="0" w:space="0" w:color="000000"/>
-              </w:pBdr>
-              <w:spacing w:after="100" w:before="100" w:line="240"/>
-              <w:ind w:left="100" w:right="100" w:firstLine="0" w:firstLineChars="0"/>
-              <w:rPr>
-                <w:rFonts w:ascii="Helvetica" w:hAnsi="Helvetica" w:eastAsia="Helvetica" w:cs="Helvetica"/>
-                <w:i w:val="false"/>
-                <w:b w:val="false"/>
-                <w:u w:val="none"/>
-                <w:sz w:val="22"/>
-                <w:szCs w:val="22"/>
-                <w:color w:val="000000"/>
-              </w:rPr>
-            </w:pPr>
-            <w:r>
-              <w:rPr>
-                <w:rFonts w:ascii="Helvetica" w:hAnsi="Helvetica" w:eastAsia="Helvetica" w:cs="Helvetica"/>
-                <w:i w:val="false"/>
-                <w:b w:val="false"/>
-                <w:u w:val="none"/>
-                <w:sz w:val="22"/>
-                <w:szCs w:val="22"/>
-                <w:color w:val="000000"/>
-              </w:rPr>
-              <w:t xml:space="preserve">0.62, 3.63</w:t>
+              <w:t xml:space="preserve">1.49</w:t>
+            </w:r>
+          </w:p>
+        </w:tc>
+        <w:tc>
+          <w:tcPr>
+            <w:tcBorders>
+              <w:bottom w:val="none" w:sz="0" w:space="0" w:color="000000"/>
+              <w:top w:val="none" w:sz="0" w:space="0" w:color="000000"/>
+              <w:left w:val="none" w:sz="0" w:space="0" w:color="000000"/>
+              <w:right w:val="none" w:sz="0" w:space="0" w:color="000000"/>
+            </w:tcBorders>
+            <w:shd w:val="clear" w:color="auto" w:fill="FFFFFF"/>
+            <w:tcMar>
+              <w:top w:w="0" w:type="dxa"/>
+              <w:bottom w:w="0" w:type="dxa"/>
+              <w:left w:w="0" w:type="dxa"/>
+              <w:right w:w="0" w:type="dxa"/>
+            </w:tcMar>
+            <w:vAlign w:val="top"/>
+          </w:tcPr>
+          <w:p>
+            <w:pPr>
+              <w:pStyle w:val="Normal"/>
+              <w:jc w:val="center"/>
+              <w:pBdr>
+                <w:bottom w:val="none" w:sz="0" w:space="0" w:color="000000"/>
+                <w:top w:val="none" w:sz="0" w:space="0" w:color="000000"/>
+                <w:left w:val="none" w:sz="0" w:space="0" w:color="000000"/>
+                <w:right w:val="none" w:sz="0" w:space="0" w:color="000000"/>
+              </w:pBdr>
+              <w:spacing w:after="100" w:before="100" w:line="240"/>
+              <w:ind w:left="100" w:right="100" w:firstLine="0" w:firstLineChars="0"/>
+              <w:rPr>
+                <w:rFonts w:ascii="Helvetica" w:hAnsi="Helvetica" w:eastAsia="Helvetica" w:cs="Helvetica"/>
+                <w:i w:val="false"/>
+                <w:b w:val="false"/>
+                <w:u w:val="none"/>
+                <w:sz w:val="22"/>
+                <w:szCs w:val="22"/>
+                <w:color w:val="000000"/>
+              </w:rPr>
+            </w:pPr>
+            <w:r>
+              <w:rPr>
+                <w:rFonts w:ascii="Helvetica" w:hAnsi="Helvetica" w:eastAsia="Helvetica" w:cs="Helvetica"/>
+                <w:i w:val="false"/>
+                <w:b w:val="false"/>
+                <w:u w:val="none"/>
+                <w:sz w:val="22"/>
+                <w:szCs w:val="22"/>
+                <w:color w:val="000000"/>
+              </w:rPr>
+              <w:t xml:space="preserve">0.62, 3.60</w:t>
             </w:r>
           </w:p>
         </w:tc>
@@ -8189,60 +8189,60 @@
                 <w:szCs w:val="22"/>
                 <w:color w:val="000000"/>
               </w:rPr>
-              <w:t xml:space="preserve">0.43, 1.39</w:t>
-            </w:r>
-          </w:p>
-        </w:tc>
-        <w:tc>
-          <w:tcPr>
-            <w:tcBorders>
-              <w:bottom w:val="none" w:sz="0" w:space="0" w:color="000000"/>
-              <w:top w:val="none" w:sz="0" w:space="0" w:color="000000"/>
-              <w:left w:val="none" w:sz="0" w:space="0" w:color="000000"/>
-              <w:right w:val="none" w:sz="0" w:space="0" w:color="000000"/>
-            </w:tcBorders>
-            <w:shd w:val="clear" w:color="auto" w:fill="FFFFFF"/>
-            <w:tcMar>
-              <w:top w:w="0" w:type="dxa"/>
-              <w:bottom w:w="0" w:type="dxa"/>
-              <w:left w:w="0" w:type="dxa"/>
-              <w:right w:w="0" w:type="dxa"/>
-            </w:tcMar>
-            <w:vAlign w:val="top"/>
-          </w:tcPr>
-          <w:p>
-            <w:pPr>
-              <w:pStyle w:val="Normal"/>
-              <w:jc w:val="center"/>
-              <w:pBdr>
-                <w:bottom w:val="none" w:sz="0" w:space="0" w:color="000000"/>
-                <w:top w:val="none" w:sz="0" w:space="0" w:color="000000"/>
-                <w:left w:val="none" w:sz="0" w:space="0" w:color="000000"/>
-                <w:right w:val="none" w:sz="0" w:space="0" w:color="000000"/>
-              </w:pBdr>
-              <w:spacing w:after="100" w:before="100" w:line="240"/>
-              <w:ind w:left="100" w:right="100" w:firstLine="0" w:firstLineChars="0"/>
-              <w:rPr>
-                <w:rFonts w:ascii="Helvetica" w:hAnsi="Helvetica" w:eastAsia="Helvetica" w:cs="Helvetica"/>
-                <w:i w:val="false"/>
-                <w:b w:val="false"/>
-                <w:u w:val="none"/>
-                <w:sz w:val="22"/>
-                <w:szCs w:val="22"/>
-                <w:color w:val="000000"/>
-              </w:rPr>
-            </w:pPr>
-            <w:r>
-              <w:rPr>
-                <w:rFonts w:ascii="Helvetica" w:hAnsi="Helvetica" w:eastAsia="Helvetica" w:cs="Helvetica"/>
-                <w:i w:val="false"/>
-                <w:b w:val="false"/>
-                <w:u w:val="none"/>
-                <w:sz w:val="22"/>
-                <w:szCs w:val="22"/>
-                <w:color w:val="000000"/>
-              </w:rPr>
-              <w:t xml:space="preserve">0.390</w:t>
+              <w:t xml:space="preserve">0.43, 1.38</w:t>
+            </w:r>
+          </w:p>
+        </w:tc>
+        <w:tc>
+          <w:tcPr>
+            <w:tcBorders>
+              <w:bottom w:val="none" w:sz="0" w:space="0" w:color="000000"/>
+              <w:top w:val="none" w:sz="0" w:space="0" w:color="000000"/>
+              <w:left w:val="none" w:sz="0" w:space="0" w:color="000000"/>
+              <w:right w:val="none" w:sz="0" w:space="0" w:color="000000"/>
+            </w:tcBorders>
+            <w:shd w:val="clear" w:color="auto" w:fill="FFFFFF"/>
+            <w:tcMar>
+              <w:top w:w="0" w:type="dxa"/>
+              <w:bottom w:w="0" w:type="dxa"/>
+              <w:left w:w="0" w:type="dxa"/>
+              <w:right w:w="0" w:type="dxa"/>
+            </w:tcMar>
+            <w:vAlign w:val="top"/>
+          </w:tcPr>
+          <w:p>
+            <w:pPr>
+              <w:pStyle w:val="Normal"/>
+              <w:jc w:val="center"/>
+              <w:pBdr>
+                <w:bottom w:val="none" w:sz="0" w:space="0" w:color="000000"/>
+                <w:top w:val="none" w:sz="0" w:space="0" w:color="000000"/>
+                <w:left w:val="none" w:sz="0" w:space="0" w:color="000000"/>
+                <w:right w:val="none" w:sz="0" w:space="0" w:color="000000"/>
+              </w:pBdr>
+              <w:spacing w:after="100" w:before="100" w:line="240"/>
+              <w:ind w:left="100" w:right="100" w:firstLine="0" w:firstLineChars="0"/>
+              <w:rPr>
+                <w:rFonts w:ascii="Helvetica" w:hAnsi="Helvetica" w:eastAsia="Helvetica" w:cs="Helvetica"/>
+                <w:i w:val="false"/>
+                <w:b w:val="false"/>
+                <w:u w:val="none"/>
+                <w:sz w:val="22"/>
+                <w:szCs w:val="22"/>
+                <w:color w:val="000000"/>
+              </w:rPr>
+            </w:pPr>
+            <w:r>
+              <w:rPr>
+                <w:rFonts w:ascii="Helvetica" w:hAnsi="Helvetica" w:eastAsia="Helvetica" w:cs="Helvetica"/>
+                <w:i w:val="false"/>
+                <w:b w:val="false"/>
+                <w:u w:val="none"/>
+                <w:sz w:val="22"/>
+                <w:szCs w:val="22"/>
+                <w:color w:val="000000"/>
+              </w:rPr>
+              <w:t xml:space="preserve">0.380</w:t>
             </w:r>
           </w:p>
         </w:tc>
@@ -8348,113 +8348,113 @@
                 <w:szCs w:val="22"/>
                 <w:color w:val="000000"/>
               </w:rPr>
-              <w:t xml:space="preserve">0.45</w:t>
-            </w:r>
-          </w:p>
-        </w:tc>
-        <w:tc>
-          <w:tcPr>
-            <w:tcBorders>
-              <w:bottom w:val="none" w:sz="0" w:space="0" w:color="000000"/>
-              <w:top w:val="none" w:sz="0" w:space="0" w:color="000000"/>
-              <w:left w:val="none" w:sz="0" w:space="0" w:color="000000"/>
-              <w:right w:val="none" w:sz="0" w:space="0" w:color="000000"/>
-            </w:tcBorders>
-            <w:shd w:val="clear" w:color="auto" w:fill="FFFFFF"/>
-            <w:tcMar>
-              <w:top w:w="0" w:type="dxa"/>
-              <w:bottom w:w="0" w:type="dxa"/>
-              <w:left w:w="0" w:type="dxa"/>
-              <w:right w:w="0" w:type="dxa"/>
-            </w:tcMar>
-            <w:vAlign w:val="top"/>
-          </w:tcPr>
-          <w:p>
-            <w:pPr>
-              <w:pStyle w:val="Normal"/>
-              <w:jc w:val="center"/>
-              <w:pBdr>
-                <w:bottom w:val="none" w:sz="0" w:space="0" w:color="000000"/>
-                <w:top w:val="none" w:sz="0" w:space="0" w:color="000000"/>
-                <w:left w:val="none" w:sz="0" w:space="0" w:color="000000"/>
-                <w:right w:val="none" w:sz="0" w:space="0" w:color="000000"/>
-              </w:pBdr>
-              <w:spacing w:after="100" w:before="100" w:line="240"/>
-              <w:ind w:left="100" w:right="100" w:firstLine="0" w:firstLineChars="0"/>
-              <w:rPr>
-                <w:rFonts w:ascii="Helvetica" w:hAnsi="Helvetica" w:eastAsia="Helvetica" w:cs="Helvetica"/>
-                <w:i w:val="false"/>
-                <w:b w:val="false"/>
-                <w:u w:val="none"/>
-                <w:sz w:val="22"/>
-                <w:szCs w:val="22"/>
-                <w:color w:val="000000"/>
-              </w:rPr>
-            </w:pPr>
-            <w:r>
-              <w:rPr>
-                <w:rFonts w:ascii="Helvetica" w:hAnsi="Helvetica" w:eastAsia="Helvetica" w:cs="Helvetica"/>
-                <w:i w:val="false"/>
-                <w:b w:val="false"/>
-                <w:u w:val="none"/>
-                <w:sz w:val="22"/>
-                <w:szCs w:val="22"/>
-                <w:color w:val="000000"/>
-              </w:rPr>
-              <w:t xml:space="preserve">0.19, 1.02</w:t>
-            </w:r>
-          </w:p>
-        </w:tc>
-        <w:tc>
-          <w:tcPr>
-            <w:tcBorders>
-              <w:bottom w:val="none" w:sz="0" w:space="0" w:color="000000"/>
-              <w:top w:val="none" w:sz="0" w:space="0" w:color="000000"/>
-              <w:left w:val="none" w:sz="0" w:space="0" w:color="000000"/>
-              <w:right w:val="none" w:sz="0" w:space="0" w:color="000000"/>
-            </w:tcBorders>
-            <w:shd w:val="clear" w:color="auto" w:fill="FFFFFF"/>
-            <w:tcMar>
-              <w:top w:w="0" w:type="dxa"/>
-              <w:bottom w:w="0" w:type="dxa"/>
-              <w:left w:w="0" w:type="dxa"/>
-              <w:right w:w="0" w:type="dxa"/>
-            </w:tcMar>
-            <w:vAlign w:val="top"/>
-          </w:tcPr>
-          <w:p>
-            <w:pPr>
-              <w:pStyle w:val="Normal"/>
-              <w:jc w:val="center"/>
-              <w:pBdr>
-                <w:bottom w:val="none" w:sz="0" w:space="0" w:color="000000"/>
-                <w:top w:val="none" w:sz="0" w:space="0" w:color="000000"/>
-                <w:left w:val="none" w:sz="0" w:space="0" w:color="000000"/>
-                <w:right w:val="none" w:sz="0" w:space="0" w:color="000000"/>
-              </w:pBdr>
-              <w:spacing w:after="100" w:before="100" w:line="240"/>
-              <w:ind w:left="100" w:right="100" w:firstLine="0" w:firstLineChars="0"/>
-              <w:rPr>
-                <w:rFonts w:ascii="Helvetica" w:hAnsi="Helvetica" w:eastAsia="Helvetica" w:cs="Helvetica"/>
-                <w:i w:val="false"/>
-                <w:b w:val="false"/>
-                <w:u w:val="none"/>
-                <w:sz w:val="22"/>
-                <w:szCs w:val="22"/>
-                <w:color w:val="000000"/>
-              </w:rPr>
-            </w:pPr>
-            <w:r>
-              <w:rPr>
-                <w:rFonts w:ascii="Helvetica" w:hAnsi="Helvetica" w:eastAsia="Helvetica" w:cs="Helvetica"/>
-                <w:i w:val="false"/>
-                <w:b w:val="false"/>
-                <w:u w:val="none"/>
-                <w:sz w:val="22"/>
-                <w:szCs w:val="22"/>
-                <w:color w:val="000000"/>
-              </w:rPr>
-              <w:t xml:space="preserve">0.055</w:t>
+              <w:t xml:space="preserve">0.44</w:t>
+            </w:r>
+          </w:p>
+        </w:tc>
+        <w:tc>
+          <w:tcPr>
+            <w:tcBorders>
+              <w:bottom w:val="none" w:sz="0" w:space="0" w:color="000000"/>
+              <w:top w:val="none" w:sz="0" w:space="0" w:color="000000"/>
+              <w:left w:val="none" w:sz="0" w:space="0" w:color="000000"/>
+              <w:right w:val="none" w:sz="0" w:space="0" w:color="000000"/>
+            </w:tcBorders>
+            <w:shd w:val="clear" w:color="auto" w:fill="FFFFFF"/>
+            <w:tcMar>
+              <w:top w:w="0" w:type="dxa"/>
+              <w:bottom w:w="0" w:type="dxa"/>
+              <w:left w:w="0" w:type="dxa"/>
+              <w:right w:w="0" w:type="dxa"/>
+            </w:tcMar>
+            <w:vAlign w:val="top"/>
+          </w:tcPr>
+          <w:p>
+            <w:pPr>
+              <w:pStyle w:val="Normal"/>
+              <w:jc w:val="center"/>
+              <w:pBdr>
+                <w:bottom w:val="none" w:sz="0" w:space="0" w:color="000000"/>
+                <w:top w:val="none" w:sz="0" w:space="0" w:color="000000"/>
+                <w:left w:val="none" w:sz="0" w:space="0" w:color="000000"/>
+                <w:right w:val="none" w:sz="0" w:space="0" w:color="000000"/>
+              </w:pBdr>
+              <w:spacing w:after="100" w:before="100" w:line="240"/>
+              <w:ind w:left="100" w:right="100" w:firstLine="0" w:firstLineChars="0"/>
+              <w:rPr>
+                <w:rFonts w:ascii="Helvetica" w:hAnsi="Helvetica" w:eastAsia="Helvetica" w:cs="Helvetica"/>
+                <w:i w:val="false"/>
+                <w:b w:val="false"/>
+                <w:u w:val="none"/>
+                <w:sz w:val="22"/>
+                <w:szCs w:val="22"/>
+                <w:color w:val="000000"/>
+              </w:rPr>
+            </w:pPr>
+            <w:r>
+              <w:rPr>
+                <w:rFonts w:ascii="Helvetica" w:hAnsi="Helvetica" w:eastAsia="Helvetica" w:cs="Helvetica"/>
+                <w:i w:val="false"/>
+                <w:b w:val="false"/>
+                <w:u w:val="none"/>
+                <w:sz w:val="22"/>
+                <w:szCs w:val="22"/>
+                <w:color w:val="000000"/>
+              </w:rPr>
+              <w:t xml:space="preserve">0.19, 1.01</w:t>
+            </w:r>
+          </w:p>
+        </w:tc>
+        <w:tc>
+          <w:tcPr>
+            <w:tcBorders>
+              <w:bottom w:val="none" w:sz="0" w:space="0" w:color="000000"/>
+              <w:top w:val="none" w:sz="0" w:space="0" w:color="000000"/>
+              <w:left w:val="none" w:sz="0" w:space="0" w:color="000000"/>
+              <w:right w:val="none" w:sz="0" w:space="0" w:color="000000"/>
+            </w:tcBorders>
+            <w:shd w:val="clear" w:color="auto" w:fill="FFFFFF"/>
+            <w:tcMar>
+              <w:top w:w="0" w:type="dxa"/>
+              <w:bottom w:w="0" w:type="dxa"/>
+              <w:left w:w="0" w:type="dxa"/>
+              <w:right w:w="0" w:type="dxa"/>
+            </w:tcMar>
+            <w:vAlign w:val="top"/>
+          </w:tcPr>
+          <w:p>
+            <w:pPr>
+              <w:pStyle w:val="Normal"/>
+              <w:jc w:val="center"/>
+              <w:pBdr>
+                <w:bottom w:val="none" w:sz="0" w:space="0" w:color="000000"/>
+                <w:top w:val="none" w:sz="0" w:space="0" w:color="000000"/>
+                <w:left w:val="none" w:sz="0" w:space="0" w:color="000000"/>
+                <w:right w:val="none" w:sz="0" w:space="0" w:color="000000"/>
+              </w:pBdr>
+              <w:spacing w:after="100" w:before="100" w:line="240"/>
+              <w:ind w:left="100" w:right="100" w:firstLine="0" w:firstLineChars="0"/>
+              <w:rPr>
+                <w:rFonts w:ascii="Helvetica" w:hAnsi="Helvetica" w:eastAsia="Helvetica" w:cs="Helvetica"/>
+                <w:i w:val="false"/>
+                <w:b w:val="false"/>
+                <w:u w:val="none"/>
+                <w:sz w:val="22"/>
+                <w:szCs w:val="22"/>
+                <w:color w:val="000000"/>
+              </w:rPr>
+            </w:pPr>
+            <w:r>
+              <w:rPr>
+                <w:rFonts w:ascii="Helvetica" w:hAnsi="Helvetica" w:eastAsia="Helvetica" w:cs="Helvetica"/>
+                <w:i w:val="false"/>
+                <w:b w:val="false"/>
+                <w:u w:val="none"/>
+                <w:sz w:val="22"/>
+                <w:szCs w:val="22"/>
+                <w:color w:val="000000"/>
+              </w:rPr>
+              <w:t xml:space="preserve">0.053</w:t>
             </w:r>
           </w:p>
         </w:tc>
@@ -8619,113 +8619,113 @@
                 <w:szCs w:val="22"/>
                 <w:color w:val="000000"/>
               </w:rPr>
-              <w:t xml:space="preserve">2.18</w:t>
-            </w:r>
-          </w:p>
-        </w:tc>
-        <w:tc>
-          <w:tcPr>
-            <w:tcBorders>
-              <w:bottom w:val="none" w:sz="0" w:space="0" w:color="000000"/>
-              <w:top w:val="none" w:sz="0" w:space="0" w:color="000000"/>
-              <w:left w:val="none" w:sz="0" w:space="0" w:color="000000"/>
-              <w:right w:val="none" w:sz="0" w:space="0" w:color="000000"/>
-            </w:tcBorders>
-            <w:shd w:val="clear" w:color="auto" w:fill="FFFFFF"/>
-            <w:tcMar>
-              <w:top w:w="0" w:type="dxa"/>
-              <w:bottom w:w="0" w:type="dxa"/>
-              <w:left w:w="0" w:type="dxa"/>
-              <w:right w:w="0" w:type="dxa"/>
-            </w:tcMar>
-            <w:vAlign w:val="top"/>
-          </w:tcPr>
-          <w:p>
-            <w:pPr>
-              <w:pStyle w:val="Normal"/>
-              <w:jc w:val="center"/>
-              <w:pBdr>
-                <w:bottom w:val="none" w:sz="0" w:space="0" w:color="000000"/>
-                <w:top w:val="none" w:sz="0" w:space="0" w:color="000000"/>
-                <w:left w:val="none" w:sz="0" w:space="0" w:color="000000"/>
-                <w:right w:val="none" w:sz="0" w:space="0" w:color="000000"/>
-              </w:pBdr>
-              <w:spacing w:after="100" w:before="100" w:line="240"/>
-              <w:ind w:left="100" w:right="100" w:firstLine="0" w:firstLineChars="0"/>
-              <w:rPr>
-                <w:rFonts w:ascii="Helvetica" w:hAnsi="Helvetica" w:eastAsia="Helvetica" w:cs="Helvetica"/>
-                <w:i w:val="false"/>
-                <w:b w:val="false"/>
-                <w:u w:val="none"/>
-                <w:sz w:val="22"/>
-                <w:szCs w:val="22"/>
-                <w:color w:val="000000"/>
-              </w:rPr>
-            </w:pPr>
-            <w:r>
-              <w:rPr>
-                <w:rFonts w:ascii="Helvetica" w:hAnsi="Helvetica" w:eastAsia="Helvetica" w:cs="Helvetica"/>
-                <w:i w:val="false"/>
-                <w:b w:val="false"/>
-                <w:u w:val="none"/>
-                <w:sz w:val="22"/>
-                <w:szCs w:val="22"/>
-                <w:color w:val="000000"/>
-              </w:rPr>
-              <w:t xml:space="preserve">1.26, 3.77</w:t>
-            </w:r>
-          </w:p>
-        </w:tc>
-        <w:tc>
-          <w:tcPr>
-            <w:tcBorders>
-              <w:bottom w:val="none" w:sz="0" w:space="0" w:color="000000"/>
-              <w:top w:val="none" w:sz="0" w:space="0" w:color="000000"/>
-              <w:left w:val="none" w:sz="0" w:space="0" w:color="000000"/>
-              <w:right w:val="none" w:sz="0" w:space="0" w:color="000000"/>
-            </w:tcBorders>
-            <w:shd w:val="clear" w:color="auto" w:fill="FFFFFF"/>
-            <w:tcMar>
-              <w:top w:w="0" w:type="dxa"/>
-              <w:bottom w:w="0" w:type="dxa"/>
-              <w:left w:w="0" w:type="dxa"/>
-              <w:right w:w="0" w:type="dxa"/>
-            </w:tcMar>
-            <w:vAlign w:val="top"/>
-          </w:tcPr>
-          <w:p>
-            <w:pPr>
-              <w:pStyle w:val="Normal"/>
-              <w:jc w:val="center"/>
-              <w:pBdr>
-                <w:bottom w:val="none" w:sz="0" w:space="0" w:color="000000"/>
-                <w:top w:val="none" w:sz="0" w:space="0" w:color="000000"/>
-                <w:left w:val="none" w:sz="0" w:space="0" w:color="000000"/>
-                <w:right w:val="none" w:sz="0" w:space="0" w:color="000000"/>
-              </w:pBdr>
-              <w:spacing w:after="100" w:before="100" w:line="240"/>
-              <w:ind w:left="100" w:right="100" w:firstLine="0" w:firstLineChars="0"/>
-              <w:rPr>
-                <w:rFonts w:ascii="Helvetica" w:hAnsi="Helvetica" w:eastAsia="Helvetica" w:cs="Helvetica"/>
-                <w:i w:val="false"/>
-                <w:b w:val="false"/>
-                <w:u w:val="none"/>
-                <w:sz w:val="22"/>
-                <w:szCs w:val="22"/>
-                <w:color w:val="000000"/>
-              </w:rPr>
-            </w:pPr>
-            <w:r>
-              <w:rPr>
-                <w:rFonts w:ascii="Helvetica" w:hAnsi="Helvetica" w:eastAsia="Helvetica" w:cs="Helvetica"/>
-                <w:i w:val="false"/>
-                <w:b w:val="false"/>
-                <w:u w:val="none"/>
-                <w:sz w:val="22"/>
-                <w:szCs w:val="22"/>
-                <w:color w:val="000000"/>
-              </w:rPr>
-              <w:t xml:space="preserve">0.005</w:t>
+              <w:t xml:space="preserve">2.15</w:t>
+            </w:r>
+          </w:p>
+        </w:tc>
+        <w:tc>
+          <w:tcPr>
+            <w:tcBorders>
+              <w:bottom w:val="none" w:sz="0" w:space="0" w:color="000000"/>
+              <w:top w:val="none" w:sz="0" w:space="0" w:color="000000"/>
+              <w:left w:val="none" w:sz="0" w:space="0" w:color="000000"/>
+              <w:right w:val="none" w:sz="0" w:space="0" w:color="000000"/>
+            </w:tcBorders>
+            <w:shd w:val="clear" w:color="auto" w:fill="FFFFFF"/>
+            <w:tcMar>
+              <w:top w:w="0" w:type="dxa"/>
+              <w:bottom w:w="0" w:type="dxa"/>
+              <w:left w:w="0" w:type="dxa"/>
+              <w:right w:w="0" w:type="dxa"/>
+            </w:tcMar>
+            <w:vAlign w:val="top"/>
+          </w:tcPr>
+          <w:p>
+            <w:pPr>
+              <w:pStyle w:val="Normal"/>
+              <w:jc w:val="center"/>
+              <w:pBdr>
+                <w:bottom w:val="none" w:sz="0" w:space="0" w:color="000000"/>
+                <w:top w:val="none" w:sz="0" w:space="0" w:color="000000"/>
+                <w:left w:val="none" w:sz="0" w:space="0" w:color="000000"/>
+                <w:right w:val="none" w:sz="0" w:space="0" w:color="000000"/>
+              </w:pBdr>
+              <w:spacing w:after="100" w:before="100" w:line="240"/>
+              <w:ind w:left="100" w:right="100" w:firstLine="0" w:firstLineChars="0"/>
+              <w:rPr>
+                <w:rFonts w:ascii="Helvetica" w:hAnsi="Helvetica" w:eastAsia="Helvetica" w:cs="Helvetica"/>
+                <w:i w:val="false"/>
+                <w:b w:val="false"/>
+                <w:u w:val="none"/>
+                <w:sz w:val="22"/>
+                <w:szCs w:val="22"/>
+                <w:color w:val="000000"/>
+              </w:rPr>
+            </w:pPr>
+            <w:r>
+              <w:rPr>
+                <w:rFonts w:ascii="Helvetica" w:hAnsi="Helvetica" w:eastAsia="Helvetica" w:cs="Helvetica"/>
+                <w:i w:val="false"/>
+                <w:b w:val="false"/>
+                <w:u w:val="none"/>
+                <w:sz w:val="22"/>
+                <w:szCs w:val="22"/>
+                <w:color w:val="000000"/>
+              </w:rPr>
+              <w:t xml:space="preserve">1.25, 3.72</w:t>
+            </w:r>
+          </w:p>
+        </w:tc>
+        <w:tc>
+          <w:tcPr>
+            <w:tcBorders>
+              <w:bottom w:val="none" w:sz="0" w:space="0" w:color="000000"/>
+              <w:top w:val="none" w:sz="0" w:space="0" w:color="000000"/>
+              <w:left w:val="none" w:sz="0" w:space="0" w:color="000000"/>
+              <w:right w:val="none" w:sz="0" w:space="0" w:color="000000"/>
+            </w:tcBorders>
+            <w:shd w:val="clear" w:color="auto" w:fill="FFFFFF"/>
+            <w:tcMar>
+              <w:top w:w="0" w:type="dxa"/>
+              <w:bottom w:w="0" w:type="dxa"/>
+              <w:left w:w="0" w:type="dxa"/>
+              <w:right w:w="0" w:type="dxa"/>
+            </w:tcMar>
+            <w:vAlign w:val="top"/>
+          </w:tcPr>
+          <w:p>
+            <w:pPr>
+              <w:pStyle w:val="Normal"/>
+              <w:jc w:val="center"/>
+              <w:pBdr>
+                <w:bottom w:val="none" w:sz="0" w:space="0" w:color="000000"/>
+                <w:top w:val="none" w:sz="0" w:space="0" w:color="000000"/>
+                <w:left w:val="none" w:sz="0" w:space="0" w:color="000000"/>
+                <w:right w:val="none" w:sz="0" w:space="0" w:color="000000"/>
+              </w:pBdr>
+              <w:spacing w:after="100" w:before="100" w:line="240"/>
+              <w:ind w:left="100" w:right="100" w:firstLine="0" w:firstLineChars="0"/>
+              <w:rPr>
+                <w:rFonts w:ascii="Helvetica" w:hAnsi="Helvetica" w:eastAsia="Helvetica" w:cs="Helvetica"/>
+                <w:i w:val="false"/>
+                <w:b w:val="false"/>
+                <w:u w:val="none"/>
+                <w:sz w:val="22"/>
+                <w:szCs w:val="22"/>
+                <w:color w:val="000000"/>
+              </w:rPr>
+            </w:pPr>
+            <w:r>
+              <w:rPr>
+                <w:rFonts w:ascii="Helvetica" w:hAnsi="Helvetica" w:eastAsia="Helvetica" w:cs="Helvetica"/>
+                <w:i w:val="false"/>
+                <w:b w:val="false"/>
+                <w:u w:val="none"/>
+                <w:sz w:val="22"/>
+                <w:szCs w:val="22"/>
+                <w:color w:val="000000"/>
+              </w:rPr>
+              <w:t xml:space="preserve">0.006</w:t>
             </w:r>
           </w:p>
         </w:tc>
@@ -8831,113 +8831,113 @@
                 <w:szCs w:val="22"/>
                 <w:color w:val="000000"/>
               </w:rPr>
-              <w:t xml:space="preserve">1.16</w:t>
-            </w:r>
-          </w:p>
-        </w:tc>
-        <w:tc>
-          <w:tcPr>
-            <w:tcBorders>
-              <w:bottom w:val="none" w:sz="0" w:space="0" w:color="000000"/>
-              <w:top w:val="none" w:sz="0" w:space="0" w:color="000000"/>
-              <w:left w:val="none" w:sz="0" w:space="0" w:color="000000"/>
-              <w:right w:val="none" w:sz="0" w:space="0" w:color="000000"/>
-            </w:tcBorders>
-            <w:shd w:val="clear" w:color="auto" w:fill="FFFFFF"/>
-            <w:tcMar>
-              <w:top w:w="0" w:type="dxa"/>
-              <w:bottom w:w="0" w:type="dxa"/>
-              <w:left w:w="0" w:type="dxa"/>
-              <w:right w:w="0" w:type="dxa"/>
-            </w:tcMar>
-            <w:vAlign w:val="top"/>
-          </w:tcPr>
-          <w:p>
-            <w:pPr>
-              <w:pStyle w:val="Normal"/>
-              <w:jc w:val="center"/>
-              <w:pBdr>
-                <w:bottom w:val="none" w:sz="0" w:space="0" w:color="000000"/>
-                <w:top w:val="none" w:sz="0" w:space="0" w:color="000000"/>
-                <w:left w:val="none" w:sz="0" w:space="0" w:color="000000"/>
-                <w:right w:val="none" w:sz="0" w:space="0" w:color="000000"/>
-              </w:pBdr>
-              <w:spacing w:after="100" w:before="100" w:line="240"/>
-              <w:ind w:left="100" w:right="100" w:firstLine="0" w:firstLineChars="0"/>
-              <w:rPr>
-                <w:rFonts w:ascii="Helvetica" w:hAnsi="Helvetica" w:eastAsia="Helvetica" w:cs="Helvetica"/>
-                <w:i w:val="false"/>
-                <w:b w:val="false"/>
-                <w:u w:val="none"/>
-                <w:sz w:val="22"/>
-                <w:szCs w:val="22"/>
-                <w:color w:val="000000"/>
-              </w:rPr>
-            </w:pPr>
-            <w:r>
-              <w:rPr>
-                <w:rFonts w:ascii="Helvetica" w:hAnsi="Helvetica" w:eastAsia="Helvetica" w:cs="Helvetica"/>
-                <w:i w:val="false"/>
-                <w:b w:val="false"/>
-                <w:u w:val="none"/>
-                <w:sz w:val="22"/>
-                <w:szCs w:val="22"/>
-                <w:color w:val="000000"/>
-              </w:rPr>
-              <w:t xml:space="preserve">0.52, 2.61</w:t>
-            </w:r>
-          </w:p>
-        </w:tc>
-        <w:tc>
-          <w:tcPr>
-            <w:tcBorders>
-              <w:bottom w:val="none" w:sz="0" w:space="0" w:color="000000"/>
-              <w:top w:val="none" w:sz="0" w:space="0" w:color="000000"/>
-              <w:left w:val="none" w:sz="0" w:space="0" w:color="000000"/>
-              <w:right w:val="none" w:sz="0" w:space="0" w:color="000000"/>
-            </w:tcBorders>
-            <w:shd w:val="clear" w:color="auto" w:fill="FFFFFF"/>
-            <w:tcMar>
-              <w:top w:w="0" w:type="dxa"/>
-              <w:bottom w:w="0" w:type="dxa"/>
-              <w:left w:w="0" w:type="dxa"/>
-              <w:right w:w="0" w:type="dxa"/>
-            </w:tcMar>
-            <w:vAlign w:val="top"/>
-          </w:tcPr>
-          <w:p>
-            <w:pPr>
-              <w:pStyle w:val="Normal"/>
-              <w:jc w:val="center"/>
-              <w:pBdr>
-                <w:bottom w:val="none" w:sz="0" w:space="0" w:color="000000"/>
-                <w:top w:val="none" w:sz="0" w:space="0" w:color="000000"/>
-                <w:left w:val="none" w:sz="0" w:space="0" w:color="000000"/>
-                <w:right w:val="none" w:sz="0" w:space="0" w:color="000000"/>
-              </w:pBdr>
-              <w:spacing w:after="100" w:before="100" w:line="240"/>
-              <w:ind w:left="100" w:right="100" w:firstLine="0" w:firstLineChars="0"/>
-              <w:rPr>
-                <w:rFonts w:ascii="Helvetica" w:hAnsi="Helvetica" w:eastAsia="Helvetica" w:cs="Helvetica"/>
-                <w:i w:val="false"/>
-                <w:b w:val="false"/>
-                <w:u w:val="none"/>
-                <w:sz w:val="22"/>
-                <w:szCs w:val="22"/>
-                <w:color w:val="000000"/>
-              </w:rPr>
-            </w:pPr>
-            <w:r>
-              <w:rPr>
-                <w:rFonts w:ascii="Helvetica" w:hAnsi="Helvetica" w:eastAsia="Helvetica" w:cs="Helvetica"/>
-                <w:i w:val="false"/>
-                <w:b w:val="false"/>
-                <w:u w:val="none"/>
-                <w:sz w:val="22"/>
-                <w:szCs w:val="22"/>
-                <w:color w:val="000000"/>
-              </w:rPr>
-              <w:t xml:space="preserve">0.710</w:t>
+              <w:t xml:space="preserve">1.15</w:t>
+            </w:r>
+          </w:p>
+        </w:tc>
+        <w:tc>
+          <w:tcPr>
+            <w:tcBorders>
+              <w:bottom w:val="none" w:sz="0" w:space="0" w:color="000000"/>
+              <w:top w:val="none" w:sz="0" w:space="0" w:color="000000"/>
+              <w:left w:val="none" w:sz="0" w:space="0" w:color="000000"/>
+              <w:right w:val="none" w:sz="0" w:space="0" w:color="000000"/>
+            </w:tcBorders>
+            <w:shd w:val="clear" w:color="auto" w:fill="FFFFFF"/>
+            <w:tcMar>
+              <w:top w:w="0" w:type="dxa"/>
+              <w:bottom w:w="0" w:type="dxa"/>
+              <w:left w:w="0" w:type="dxa"/>
+              <w:right w:w="0" w:type="dxa"/>
+            </w:tcMar>
+            <w:vAlign w:val="top"/>
+          </w:tcPr>
+          <w:p>
+            <w:pPr>
+              <w:pStyle w:val="Normal"/>
+              <w:jc w:val="center"/>
+              <w:pBdr>
+                <w:bottom w:val="none" w:sz="0" w:space="0" w:color="000000"/>
+                <w:top w:val="none" w:sz="0" w:space="0" w:color="000000"/>
+                <w:left w:val="none" w:sz="0" w:space="0" w:color="000000"/>
+                <w:right w:val="none" w:sz="0" w:space="0" w:color="000000"/>
+              </w:pBdr>
+              <w:spacing w:after="100" w:before="100" w:line="240"/>
+              <w:ind w:left="100" w:right="100" w:firstLine="0" w:firstLineChars="0"/>
+              <w:rPr>
+                <w:rFonts w:ascii="Helvetica" w:hAnsi="Helvetica" w:eastAsia="Helvetica" w:cs="Helvetica"/>
+                <w:i w:val="false"/>
+                <w:b w:val="false"/>
+                <w:u w:val="none"/>
+                <w:sz w:val="22"/>
+                <w:szCs w:val="22"/>
+                <w:color w:val="000000"/>
+              </w:rPr>
+            </w:pPr>
+            <w:r>
+              <w:rPr>
+                <w:rFonts w:ascii="Helvetica" w:hAnsi="Helvetica" w:eastAsia="Helvetica" w:cs="Helvetica"/>
+                <w:i w:val="false"/>
+                <w:b w:val="false"/>
+                <w:u w:val="none"/>
+                <w:sz w:val="22"/>
+                <w:szCs w:val="22"/>
+                <w:color w:val="000000"/>
+              </w:rPr>
+              <w:t xml:space="preserve">0.51, 2.55</w:t>
+            </w:r>
+          </w:p>
+        </w:tc>
+        <w:tc>
+          <w:tcPr>
+            <w:tcBorders>
+              <w:bottom w:val="none" w:sz="0" w:space="0" w:color="000000"/>
+              <w:top w:val="none" w:sz="0" w:space="0" w:color="000000"/>
+              <w:left w:val="none" w:sz="0" w:space="0" w:color="000000"/>
+              <w:right w:val="none" w:sz="0" w:space="0" w:color="000000"/>
+            </w:tcBorders>
+            <w:shd w:val="clear" w:color="auto" w:fill="FFFFFF"/>
+            <w:tcMar>
+              <w:top w:w="0" w:type="dxa"/>
+              <w:bottom w:w="0" w:type="dxa"/>
+              <w:left w:w="0" w:type="dxa"/>
+              <w:right w:w="0" w:type="dxa"/>
+            </w:tcMar>
+            <w:vAlign w:val="top"/>
+          </w:tcPr>
+          <w:p>
+            <w:pPr>
+              <w:pStyle w:val="Normal"/>
+              <w:jc w:val="center"/>
+              <w:pBdr>
+                <w:bottom w:val="none" w:sz="0" w:space="0" w:color="000000"/>
+                <w:top w:val="none" w:sz="0" w:space="0" w:color="000000"/>
+                <w:left w:val="none" w:sz="0" w:space="0" w:color="000000"/>
+                <w:right w:val="none" w:sz="0" w:space="0" w:color="000000"/>
+              </w:pBdr>
+              <w:spacing w:after="100" w:before="100" w:line="240"/>
+              <w:ind w:left="100" w:right="100" w:firstLine="0" w:firstLineChars="0"/>
+              <w:rPr>
+                <w:rFonts w:ascii="Helvetica" w:hAnsi="Helvetica" w:eastAsia="Helvetica" w:cs="Helvetica"/>
+                <w:i w:val="false"/>
+                <w:b w:val="false"/>
+                <w:u w:val="none"/>
+                <w:sz w:val="22"/>
+                <w:szCs w:val="22"/>
+                <w:color w:val="000000"/>
+              </w:rPr>
+            </w:pPr>
+            <w:r>
+              <w:rPr>
+                <w:rFonts w:ascii="Helvetica" w:hAnsi="Helvetica" w:eastAsia="Helvetica" w:cs="Helvetica"/>
+                <w:i w:val="false"/>
+                <w:b w:val="false"/>
+                <w:u w:val="none"/>
+                <w:sz w:val="22"/>
+                <w:szCs w:val="22"/>
+                <w:color w:val="000000"/>
+              </w:rPr>
+              <w:t xml:space="preserve">0.740</w:t>
             </w:r>
           </w:p>
         </w:tc>
@@ -10174,7 +10174,7 @@
                 <w:szCs w:val="22"/>
                 <w:color w:val="000000"/>
               </w:rPr>
-              <w:t xml:space="preserve">0.270</w:t>
+              <w:t xml:space="preserve">0.280</w:t>
             </w:r>
           </w:p>
         </w:tc>
@@ -10333,60 +10333,60 @@
                 <w:szCs w:val="22"/>
                 <w:color w:val="000000"/>
               </w:rPr>
-              <w:t xml:space="preserve">0.60, 1.46</w:t>
-            </w:r>
-          </w:p>
-        </w:tc>
-        <w:tc>
-          <w:tcPr>
-            <w:tcBorders>
-              <w:bottom w:val="none" w:sz="0" w:space="0" w:color="000000"/>
-              <w:top w:val="none" w:sz="0" w:space="0" w:color="000000"/>
-              <w:left w:val="none" w:sz="0" w:space="0" w:color="000000"/>
-              <w:right w:val="none" w:sz="0" w:space="0" w:color="000000"/>
-            </w:tcBorders>
-            <w:shd w:val="clear" w:color="auto" w:fill="FFFFFF"/>
-            <w:tcMar>
-              <w:top w:w="0" w:type="dxa"/>
-              <w:bottom w:w="0" w:type="dxa"/>
-              <w:left w:w="0" w:type="dxa"/>
-              <w:right w:w="0" w:type="dxa"/>
-            </w:tcMar>
-            <w:vAlign w:val="top"/>
-          </w:tcPr>
-          <w:p>
-            <w:pPr>
-              <w:pStyle w:val="Normal"/>
-              <w:jc w:val="center"/>
-              <w:pBdr>
-                <w:bottom w:val="none" w:sz="0" w:space="0" w:color="000000"/>
-                <w:top w:val="none" w:sz="0" w:space="0" w:color="000000"/>
-                <w:left w:val="none" w:sz="0" w:space="0" w:color="000000"/>
-                <w:right w:val="none" w:sz="0" w:space="0" w:color="000000"/>
-              </w:pBdr>
-              <w:spacing w:after="100" w:before="100" w:line="240"/>
-              <w:ind w:left="100" w:right="100" w:firstLine="0" w:firstLineChars="0"/>
-              <w:rPr>
-                <w:rFonts w:ascii="Helvetica" w:hAnsi="Helvetica" w:eastAsia="Helvetica" w:cs="Helvetica"/>
-                <w:i w:val="false"/>
-                <w:b w:val="false"/>
-                <w:u w:val="none"/>
-                <w:sz w:val="22"/>
-                <w:szCs w:val="22"/>
-                <w:color w:val="000000"/>
-              </w:rPr>
-            </w:pPr>
-            <w:r>
-              <w:rPr>
-                <w:rFonts w:ascii="Helvetica" w:hAnsi="Helvetica" w:eastAsia="Helvetica" w:cs="Helvetica"/>
-                <w:i w:val="false"/>
-                <w:b w:val="false"/>
-                <w:u w:val="none"/>
-                <w:sz w:val="22"/>
-                <w:szCs w:val="22"/>
-                <w:color w:val="000000"/>
-              </w:rPr>
-              <w:t xml:space="preserve">0.770</w:t>
+              <w:t xml:space="preserve">0.59, 1.46</w:t>
+            </w:r>
+          </w:p>
+        </w:tc>
+        <w:tc>
+          <w:tcPr>
+            <w:tcBorders>
+              <w:bottom w:val="none" w:sz="0" w:space="0" w:color="000000"/>
+              <w:top w:val="none" w:sz="0" w:space="0" w:color="000000"/>
+              <w:left w:val="none" w:sz="0" w:space="0" w:color="000000"/>
+              <w:right w:val="none" w:sz="0" w:space="0" w:color="000000"/>
+            </w:tcBorders>
+            <w:shd w:val="clear" w:color="auto" w:fill="FFFFFF"/>
+            <w:tcMar>
+              <w:top w:w="0" w:type="dxa"/>
+              <w:bottom w:w="0" w:type="dxa"/>
+              <w:left w:w="0" w:type="dxa"/>
+              <w:right w:w="0" w:type="dxa"/>
+            </w:tcMar>
+            <w:vAlign w:val="top"/>
+          </w:tcPr>
+          <w:p>
+            <w:pPr>
+              <w:pStyle w:val="Normal"/>
+              <w:jc w:val="center"/>
+              <w:pBdr>
+                <w:bottom w:val="none" w:sz="0" w:space="0" w:color="000000"/>
+                <w:top w:val="none" w:sz="0" w:space="0" w:color="000000"/>
+                <w:left w:val="none" w:sz="0" w:space="0" w:color="000000"/>
+                <w:right w:val="none" w:sz="0" w:space="0" w:color="000000"/>
+              </w:pBdr>
+              <w:spacing w:after="100" w:before="100" w:line="240"/>
+              <w:ind w:left="100" w:right="100" w:firstLine="0" w:firstLineChars="0"/>
+              <w:rPr>
+                <w:rFonts w:ascii="Helvetica" w:hAnsi="Helvetica" w:eastAsia="Helvetica" w:cs="Helvetica"/>
+                <w:i w:val="false"/>
+                <w:b w:val="false"/>
+                <w:u w:val="none"/>
+                <w:sz w:val="22"/>
+                <w:szCs w:val="22"/>
+                <w:color w:val="000000"/>
+              </w:rPr>
+            </w:pPr>
+            <w:r>
+              <w:rPr>
+                <w:rFonts w:ascii="Helvetica" w:hAnsi="Helvetica" w:eastAsia="Helvetica" w:cs="Helvetica"/>
+                <w:i w:val="false"/>
+                <w:b w:val="false"/>
+                <w:u w:val="none"/>
+                <w:sz w:val="22"/>
+                <w:szCs w:val="22"/>
+                <w:color w:val="000000"/>
+              </w:rPr>
+              <w:t xml:space="preserve">0.760</w:t>
             </w:r>
           </w:p>
         </w:tc>
@@ -11517,113 +11517,113 @@
                 <w:szCs w:val="22"/>
                 <w:color w:val="000000"/>
               </w:rPr>
-              <w:t xml:space="preserve">1.41</w:t>
-            </w:r>
-          </w:p>
-        </w:tc>
-        <w:tc>
-          <w:tcPr>
-            <w:tcBorders>
-              <w:bottom w:val="none" w:sz="0" w:space="0" w:color="000000"/>
-              <w:top w:val="none" w:sz="0" w:space="0" w:color="000000"/>
-              <w:left w:val="none" w:sz="0" w:space="0" w:color="000000"/>
-              <w:right w:val="none" w:sz="0" w:space="0" w:color="000000"/>
-            </w:tcBorders>
-            <w:shd w:val="clear" w:color="auto" w:fill="FFFFFF"/>
-            <w:tcMar>
-              <w:top w:w="0" w:type="dxa"/>
-              <w:bottom w:w="0" w:type="dxa"/>
-              <w:left w:w="0" w:type="dxa"/>
-              <w:right w:w="0" w:type="dxa"/>
-            </w:tcMar>
-            <w:vAlign w:val="top"/>
-          </w:tcPr>
-          <w:p>
-            <w:pPr>
-              <w:pStyle w:val="Normal"/>
-              <w:jc w:val="center"/>
-              <w:pBdr>
-                <w:bottom w:val="none" w:sz="0" w:space="0" w:color="000000"/>
-                <w:top w:val="none" w:sz="0" w:space="0" w:color="000000"/>
-                <w:left w:val="none" w:sz="0" w:space="0" w:color="000000"/>
-                <w:right w:val="none" w:sz="0" w:space="0" w:color="000000"/>
-              </w:pBdr>
-              <w:spacing w:after="100" w:before="100" w:line="240"/>
-              <w:ind w:left="100" w:right="100" w:firstLine="0" w:firstLineChars="0"/>
-              <w:rPr>
-                <w:rFonts w:ascii="Helvetica" w:hAnsi="Helvetica" w:eastAsia="Helvetica" w:cs="Helvetica"/>
-                <w:i w:val="false"/>
-                <w:b w:val="false"/>
-                <w:u w:val="none"/>
-                <w:sz w:val="22"/>
-                <w:szCs w:val="22"/>
-                <w:color w:val="000000"/>
-              </w:rPr>
-            </w:pPr>
-            <w:r>
-              <w:rPr>
-                <w:rFonts w:ascii="Helvetica" w:hAnsi="Helvetica" w:eastAsia="Helvetica" w:cs="Helvetica"/>
-                <w:i w:val="false"/>
-                <w:b w:val="false"/>
-                <w:u w:val="none"/>
-                <w:sz w:val="22"/>
-                <w:szCs w:val="22"/>
-                <w:color w:val="000000"/>
-              </w:rPr>
-              <w:t xml:space="preserve">1.00, 1.98</w:t>
-            </w:r>
-          </w:p>
-        </w:tc>
-        <w:tc>
-          <w:tcPr>
-            <w:tcBorders>
-              <w:bottom w:val="none" w:sz="0" w:space="0" w:color="000000"/>
-              <w:top w:val="none" w:sz="0" w:space="0" w:color="000000"/>
-              <w:left w:val="none" w:sz="0" w:space="0" w:color="000000"/>
-              <w:right w:val="none" w:sz="0" w:space="0" w:color="000000"/>
-            </w:tcBorders>
-            <w:shd w:val="clear" w:color="auto" w:fill="FFFFFF"/>
-            <w:tcMar>
-              <w:top w:w="0" w:type="dxa"/>
-              <w:bottom w:w="0" w:type="dxa"/>
-              <w:left w:w="0" w:type="dxa"/>
-              <w:right w:w="0" w:type="dxa"/>
-            </w:tcMar>
-            <w:vAlign w:val="top"/>
-          </w:tcPr>
-          <w:p>
-            <w:pPr>
-              <w:pStyle w:val="Normal"/>
-              <w:jc w:val="center"/>
-              <w:pBdr>
-                <w:bottom w:val="none" w:sz="0" w:space="0" w:color="000000"/>
-                <w:top w:val="none" w:sz="0" w:space="0" w:color="000000"/>
-                <w:left w:val="none" w:sz="0" w:space="0" w:color="000000"/>
-                <w:right w:val="none" w:sz="0" w:space="0" w:color="000000"/>
-              </w:pBdr>
-              <w:spacing w:after="100" w:before="100" w:line="240"/>
-              <w:ind w:left="100" w:right="100" w:firstLine="0" w:firstLineChars="0"/>
-              <w:rPr>
-                <w:rFonts w:ascii="Helvetica" w:hAnsi="Helvetica" w:eastAsia="Helvetica" w:cs="Helvetica"/>
-                <w:i w:val="false"/>
-                <w:b w:val="false"/>
-                <w:u w:val="none"/>
-                <w:sz w:val="22"/>
-                <w:szCs w:val="22"/>
-                <w:color w:val="000000"/>
-              </w:rPr>
-            </w:pPr>
-            <w:r>
-              <w:rPr>
-                <w:rFonts w:ascii="Helvetica" w:hAnsi="Helvetica" w:eastAsia="Helvetica" w:cs="Helvetica"/>
-                <w:i w:val="false"/>
-                <w:b w:val="false"/>
-                <w:u w:val="none"/>
-                <w:sz w:val="22"/>
-                <w:szCs w:val="22"/>
-                <w:color w:val="000000"/>
-              </w:rPr>
-              <w:t xml:space="preserve">0.048</w:t>
+              <w:t xml:space="preserve">1.40</w:t>
+            </w:r>
+          </w:p>
+        </w:tc>
+        <w:tc>
+          <w:tcPr>
+            <w:tcBorders>
+              <w:bottom w:val="none" w:sz="0" w:space="0" w:color="000000"/>
+              <w:top w:val="none" w:sz="0" w:space="0" w:color="000000"/>
+              <w:left w:val="none" w:sz="0" w:space="0" w:color="000000"/>
+              <w:right w:val="none" w:sz="0" w:space="0" w:color="000000"/>
+            </w:tcBorders>
+            <w:shd w:val="clear" w:color="auto" w:fill="FFFFFF"/>
+            <w:tcMar>
+              <w:top w:w="0" w:type="dxa"/>
+              <w:bottom w:w="0" w:type="dxa"/>
+              <w:left w:w="0" w:type="dxa"/>
+              <w:right w:w="0" w:type="dxa"/>
+            </w:tcMar>
+            <w:vAlign w:val="top"/>
+          </w:tcPr>
+          <w:p>
+            <w:pPr>
+              <w:pStyle w:val="Normal"/>
+              <w:jc w:val="center"/>
+              <w:pBdr>
+                <w:bottom w:val="none" w:sz="0" w:space="0" w:color="000000"/>
+                <w:top w:val="none" w:sz="0" w:space="0" w:color="000000"/>
+                <w:left w:val="none" w:sz="0" w:space="0" w:color="000000"/>
+                <w:right w:val="none" w:sz="0" w:space="0" w:color="000000"/>
+              </w:pBdr>
+              <w:spacing w:after="100" w:before="100" w:line="240"/>
+              <w:ind w:left="100" w:right="100" w:firstLine="0" w:firstLineChars="0"/>
+              <w:rPr>
+                <w:rFonts w:ascii="Helvetica" w:hAnsi="Helvetica" w:eastAsia="Helvetica" w:cs="Helvetica"/>
+                <w:i w:val="false"/>
+                <w:b w:val="false"/>
+                <w:u w:val="none"/>
+                <w:sz w:val="22"/>
+                <w:szCs w:val="22"/>
+                <w:color w:val="000000"/>
+              </w:rPr>
+            </w:pPr>
+            <w:r>
+              <w:rPr>
+                <w:rFonts w:ascii="Helvetica" w:hAnsi="Helvetica" w:eastAsia="Helvetica" w:cs="Helvetica"/>
+                <w:i w:val="false"/>
+                <w:b w:val="false"/>
+                <w:u w:val="none"/>
+                <w:sz w:val="22"/>
+                <w:szCs w:val="22"/>
+                <w:color w:val="000000"/>
+              </w:rPr>
+              <w:t xml:space="preserve">1.00, 1.97</w:t>
+            </w:r>
+          </w:p>
+        </w:tc>
+        <w:tc>
+          <w:tcPr>
+            <w:tcBorders>
+              <w:bottom w:val="none" w:sz="0" w:space="0" w:color="000000"/>
+              <w:top w:val="none" w:sz="0" w:space="0" w:color="000000"/>
+              <w:left w:val="none" w:sz="0" w:space="0" w:color="000000"/>
+              <w:right w:val="none" w:sz="0" w:space="0" w:color="000000"/>
+            </w:tcBorders>
+            <w:shd w:val="clear" w:color="auto" w:fill="FFFFFF"/>
+            <w:tcMar>
+              <w:top w:w="0" w:type="dxa"/>
+              <w:bottom w:w="0" w:type="dxa"/>
+              <w:left w:w="0" w:type="dxa"/>
+              <w:right w:w="0" w:type="dxa"/>
+            </w:tcMar>
+            <w:vAlign w:val="top"/>
+          </w:tcPr>
+          <w:p>
+            <w:pPr>
+              <w:pStyle w:val="Normal"/>
+              <w:jc w:val="center"/>
+              <w:pBdr>
+                <w:bottom w:val="none" w:sz="0" w:space="0" w:color="000000"/>
+                <w:top w:val="none" w:sz="0" w:space="0" w:color="000000"/>
+                <w:left w:val="none" w:sz="0" w:space="0" w:color="000000"/>
+                <w:right w:val="none" w:sz="0" w:space="0" w:color="000000"/>
+              </w:pBdr>
+              <w:spacing w:after="100" w:before="100" w:line="240"/>
+              <w:ind w:left="100" w:right="100" w:firstLine="0" w:firstLineChars="0"/>
+              <w:rPr>
+                <w:rFonts w:ascii="Helvetica" w:hAnsi="Helvetica" w:eastAsia="Helvetica" w:cs="Helvetica"/>
+                <w:i w:val="false"/>
+                <w:b w:val="false"/>
+                <w:u w:val="none"/>
+                <w:sz w:val="22"/>
+                <w:szCs w:val="22"/>
+                <w:color w:val="000000"/>
+              </w:rPr>
+            </w:pPr>
+            <w:r>
+              <w:rPr>
+                <w:rFonts w:ascii="Helvetica" w:hAnsi="Helvetica" w:eastAsia="Helvetica" w:cs="Helvetica"/>
+                <w:i w:val="false"/>
+                <w:b w:val="false"/>
+                <w:u w:val="none"/>
+                <w:sz w:val="22"/>
+                <w:szCs w:val="22"/>
+                <w:color w:val="000000"/>
+              </w:rPr>
+              <w:t xml:space="preserve">0.053</w:t>
             </w:r>
           </w:p>
         </w:tc>
@@ -11782,7 +11782,7 @@
                 <w:szCs w:val="22"/>
                 <w:color w:val="000000"/>
               </w:rPr>
-              <w:t xml:space="preserve">0.81, 2.79</w:t>
+              <w:t xml:space="preserve">0.80, 2.79</w:t>
             </w:r>
           </w:p>
         </w:tc>
@@ -13019,60 +13019,60 @@
                 <w:szCs w:val="22"/>
                 <w:color w:val="000000"/>
               </w:rPr>
-              <w:t xml:space="preserve">0.52, 1.02</w:t>
-            </w:r>
-          </w:p>
-        </w:tc>
-        <w:tc>
-          <w:tcPr>
-            <w:tcBorders>
-              <w:bottom w:val="none" w:sz="0" w:space="0" w:color="000000"/>
-              <w:top w:val="none" w:sz="0" w:space="0" w:color="000000"/>
-              <w:left w:val="none" w:sz="0" w:space="0" w:color="000000"/>
-              <w:right w:val="none" w:sz="0" w:space="0" w:color="000000"/>
-            </w:tcBorders>
-            <w:shd w:val="clear" w:color="auto" w:fill="FFFFFF"/>
-            <w:tcMar>
-              <w:top w:w="0" w:type="dxa"/>
-              <w:bottom w:w="0" w:type="dxa"/>
-              <w:left w:w="0" w:type="dxa"/>
-              <w:right w:w="0" w:type="dxa"/>
-            </w:tcMar>
-            <w:vAlign w:val="top"/>
-          </w:tcPr>
-          <w:p>
-            <w:pPr>
-              <w:pStyle w:val="Normal"/>
-              <w:jc w:val="center"/>
-              <w:pBdr>
-                <w:bottom w:val="none" w:sz="0" w:space="0" w:color="000000"/>
-                <w:top w:val="none" w:sz="0" w:space="0" w:color="000000"/>
-                <w:left w:val="none" w:sz="0" w:space="0" w:color="000000"/>
-                <w:right w:val="none" w:sz="0" w:space="0" w:color="000000"/>
-              </w:pBdr>
-              <w:spacing w:after="100" w:before="100" w:line="240"/>
-              <w:ind w:left="100" w:right="100" w:firstLine="0" w:firstLineChars="0"/>
-              <w:rPr>
-                <w:rFonts w:ascii="Helvetica" w:hAnsi="Helvetica" w:eastAsia="Helvetica" w:cs="Helvetica"/>
-                <w:i w:val="false"/>
-                <w:b w:val="false"/>
-                <w:u w:val="none"/>
-                <w:sz w:val="22"/>
-                <w:szCs w:val="22"/>
-                <w:color w:val="000000"/>
-              </w:rPr>
-            </w:pPr>
-            <w:r>
-              <w:rPr>
-                <w:rFonts w:ascii="Helvetica" w:hAnsi="Helvetica" w:eastAsia="Helvetica" w:cs="Helvetica"/>
-                <w:i w:val="false"/>
-                <w:b w:val="false"/>
-                <w:u w:val="none"/>
-                <w:sz w:val="22"/>
-                <w:szCs w:val="22"/>
-                <w:color w:val="000000"/>
-              </w:rPr>
-              <w:t xml:space="preserve">0.067</w:t>
+              <w:t xml:space="preserve">0.52, 1.03</w:t>
+            </w:r>
+          </w:p>
+        </w:tc>
+        <w:tc>
+          <w:tcPr>
+            <w:tcBorders>
+              <w:bottom w:val="none" w:sz="0" w:space="0" w:color="000000"/>
+              <w:top w:val="none" w:sz="0" w:space="0" w:color="000000"/>
+              <w:left w:val="none" w:sz="0" w:space="0" w:color="000000"/>
+              <w:right w:val="none" w:sz="0" w:space="0" w:color="000000"/>
+            </w:tcBorders>
+            <w:shd w:val="clear" w:color="auto" w:fill="FFFFFF"/>
+            <w:tcMar>
+              <w:top w:w="0" w:type="dxa"/>
+              <w:bottom w:w="0" w:type="dxa"/>
+              <w:left w:w="0" w:type="dxa"/>
+              <w:right w:w="0" w:type="dxa"/>
+            </w:tcMar>
+            <w:vAlign w:val="top"/>
+          </w:tcPr>
+          <w:p>
+            <w:pPr>
+              <w:pStyle w:val="Normal"/>
+              <w:jc w:val="center"/>
+              <w:pBdr>
+                <w:bottom w:val="none" w:sz="0" w:space="0" w:color="000000"/>
+                <w:top w:val="none" w:sz="0" w:space="0" w:color="000000"/>
+                <w:left w:val="none" w:sz="0" w:space="0" w:color="000000"/>
+                <w:right w:val="none" w:sz="0" w:space="0" w:color="000000"/>
+              </w:pBdr>
+              <w:spacing w:after="100" w:before="100" w:line="240"/>
+              <w:ind w:left="100" w:right="100" w:firstLine="0" w:firstLineChars="0"/>
+              <w:rPr>
+                <w:rFonts w:ascii="Helvetica" w:hAnsi="Helvetica" w:eastAsia="Helvetica" w:cs="Helvetica"/>
+                <w:i w:val="false"/>
+                <w:b w:val="false"/>
+                <w:u w:val="none"/>
+                <w:sz w:val="22"/>
+                <w:szCs w:val="22"/>
+                <w:color w:val="000000"/>
+              </w:rPr>
+            </w:pPr>
+            <w:r>
+              <w:rPr>
+                <w:rFonts w:ascii="Helvetica" w:hAnsi="Helvetica" w:eastAsia="Helvetica" w:cs="Helvetica"/>
+                <w:i w:val="false"/>
+                <w:b w:val="false"/>
+                <w:u w:val="none"/>
+                <w:sz w:val="22"/>
+                <w:szCs w:val="22"/>
+                <w:color w:val="000000"/>
+              </w:rPr>
+              <w:t xml:space="preserve">0.070</w:t>
             </w:r>
           </w:p>
         </w:tc>
@@ -13231,7 +13231,7 @@
                 <w:szCs w:val="22"/>
                 <w:color w:val="000000"/>
               </w:rPr>
-              <w:t xml:space="preserve">0.49, 1.33</w:t>
+              <w:t xml:space="preserve">0.49, 1.34</w:t>
             </w:r>
           </w:p>
         </w:tc>
@@ -13291,7 +13291,7 @@
       </w:tr>
       <w:tr>
         <w:trPr>
-          <w:trHeight w:val="597" w:hRule="auto"/>
+          <w:trHeight w:val="598" w:hRule="auto"/>
         </w:trPr>
         body27
         <w:tc>
@@ -13502,60 +13502,60 @@
                 <w:szCs w:val="22"/>
                 <w:color w:val="000000"/>
               </w:rPr>
-              <w:t xml:space="preserve">0.53, 1.11</w:t>
-            </w:r>
-          </w:p>
-        </w:tc>
-        <w:tc>
-          <w:tcPr>
-            <w:tcBorders>
-              <w:bottom w:val="none" w:sz="0" w:space="0" w:color="000000"/>
-              <w:top w:val="none" w:sz="0" w:space="0" w:color="000000"/>
-              <w:left w:val="none" w:sz="0" w:space="0" w:color="000000"/>
-              <w:right w:val="none" w:sz="0" w:space="0" w:color="000000"/>
-            </w:tcBorders>
-            <w:shd w:val="clear" w:color="auto" w:fill="FFFFFF"/>
-            <w:tcMar>
-              <w:top w:w="0" w:type="dxa"/>
-              <w:bottom w:w="0" w:type="dxa"/>
-              <w:left w:w="0" w:type="dxa"/>
-              <w:right w:w="0" w:type="dxa"/>
-            </w:tcMar>
-            <w:vAlign w:val="top"/>
-          </w:tcPr>
-          <w:p>
-            <w:pPr>
-              <w:pStyle w:val="Normal"/>
-              <w:jc w:val="center"/>
-              <w:pBdr>
-                <w:bottom w:val="none" w:sz="0" w:space="0" w:color="000000"/>
-                <w:top w:val="none" w:sz="0" w:space="0" w:color="000000"/>
-                <w:left w:val="none" w:sz="0" w:space="0" w:color="000000"/>
-                <w:right w:val="none" w:sz="0" w:space="0" w:color="000000"/>
-              </w:pBdr>
-              <w:spacing w:after="100" w:before="100" w:line="240"/>
-              <w:ind w:left="100" w:right="100" w:firstLine="0" w:firstLineChars="0"/>
-              <w:rPr>
-                <w:rFonts w:ascii="Helvetica" w:hAnsi="Helvetica" w:eastAsia="Helvetica" w:cs="Helvetica"/>
-                <w:i w:val="false"/>
-                <w:b w:val="false"/>
-                <w:u w:val="none"/>
-                <w:sz w:val="22"/>
-                <w:szCs w:val="22"/>
-                <w:color w:val="000000"/>
-              </w:rPr>
-            </w:pPr>
-            <w:r>
-              <w:rPr>
-                <w:rFonts w:ascii="Helvetica" w:hAnsi="Helvetica" w:eastAsia="Helvetica" w:cs="Helvetica"/>
-                <w:i w:val="false"/>
-                <w:b w:val="false"/>
-                <w:u w:val="none"/>
-                <w:sz w:val="22"/>
-                <w:szCs w:val="22"/>
-                <w:color w:val="000000"/>
-              </w:rPr>
-              <w:t xml:space="preserve">0.160</w:t>
+              <w:t xml:space="preserve">0.53, 1.12</w:t>
+            </w:r>
+          </w:p>
+        </w:tc>
+        <w:tc>
+          <w:tcPr>
+            <w:tcBorders>
+              <w:bottom w:val="none" w:sz="0" w:space="0" w:color="000000"/>
+              <w:top w:val="none" w:sz="0" w:space="0" w:color="000000"/>
+              <w:left w:val="none" w:sz="0" w:space="0" w:color="000000"/>
+              <w:right w:val="none" w:sz="0" w:space="0" w:color="000000"/>
+            </w:tcBorders>
+            <w:shd w:val="clear" w:color="auto" w:fill="FFFFFF"/>
+            <w:tcMar>
+              <w:top w:w="0" w:type="dxa"/>
+              <w:bottom w:w="0" w:type="dxa"/>
+              <w:left w:w="0" w:type="dxa"/>
+              <w:right w:w="0" w:type="dxa"/>
+            </w:tcMar>
+            <w:vAlign w:val="top"/>
+          </w:tcPr>
+          <w:p>
+            <w:pPr>
+              <w:pStyle w:val="Normal"/>
+              <w:jc w:val="center"/>
+              <w:pBdr>
+                <w:bottom w:val="none" w:sz="0" w:space="0" w:color="000000"/>
+                <w:top w:val="none" w:sz="0" w:space="0" w:color="000000"/>
+                <w:left w:val="none" w:sz="0" w:space="0" w:color="000000"/>
+                <w:right w:val="none" w:sz="0" w:space="0" w:color="000000"/>
+              </w:pBdr>
+              <w:spacing w:after="100" w:before="100" w:line="240"/>
+              <w:ind w:left="100" w:right="100" w:firstLine="0" w:firstLineChars="0"/>
+              <w:rPr>
+                <w:rFonts w:ascii="Helvetica" w:hAnsi="Helvetica" w:eastAsia="Helvetica" w:cs="Helvetica"/>
+                <w:i w:val="false"/>
+                <w:b w:val="false"/>
+                <w:u w:val="none"/>
+                <w:sz w:val="22"/>
+                <w:szCs w:val="22"/>
+                <w:color w:val="000000"/>
+              </w:rPr>
+            </w:pPr>
+            <w:r>
+              <w:rPr>
+                <w:rFonts w:ascii="Helvetica" w:hAnsi="Helvetica" w:eastAsia="Helvetica" w:cs="Helvetica"/>
+                <w:i w:val="false"/>
+                <w:b w:val="false"/>
+                <w:u w:val="none"/>
+                <w:sz w:val="22"/>
+                <w:szCs w:val="22"/>
+                <w:color w:val="000000"/>
+              </w:rPr>
+              <w:t xml:space="preserve">0.170</w:t>
             </w:r>
           </w:p>
         </w:tc>
@@ -13767,7 +13767,7 @@
                 <w:szCs w:val="22"/>
                 <w:color w:val="000000"/>
               </w:rPr>
-              <w:t xml:space="preserve">0.089</w:t>
+              <w:t xml:space="preserve">0.090</w:t>
             </w:r>
           </w:p>
         </w:tc>
@@ -13985,7 +13985,7 @@
                 <w:szCs w:val="22"/>
                 <w:color w:val="000000"/>
               </w:rPr>
-              <w:t xml:space="preserve">0.46, 1.22</w:t>
+              <w:t xml:space="preserve">0.46, 1.21</w:t>
             </w:r>
           </w:p>
         </w:tc>
@@ -14144,113 +14144,113 @@
                 <w:szCs w:val="22"/>
                 <w:color w:val="000000"/>
               </w:rPr>
-              <w:t xml:space="preserve">0.62</w:t>
-            </w:r>
-          </w:p>
-        </w:tc>
-        <w:tc>
-          <w:tcPr>
-            <w:tcBorders>
-              <w:bottom w:val="none" w:sz="0" w:space="0" w:color="000000"/>
-              <w:top w:val="none" w:sz="0" w:space="0" w:color="000000"/>
-              <w:left w:val="none" w:sz="0" w:space="0" w:color="000000"/>
-              <w:right w:val="none" w:sz="0" w:space="0" w:color="000000"/>
-            </w:tcBorders>
-            <w:shd w:val="clear" w:color="auto" w:fill="FFFFFF"/>
-            <w:tcMar>
-              <w:top w:w="0" w:type="dxa"/>
-              <w:bottom w:w="0" w:type="dxa"/>
-              <w:left w:w="0" w:type="dxa"/>
-              <w:right w:w="0" w:type="dxa"/>
-            </w:tcMar>
-            <w:vAlign w:val="top"/>
-          </w:tcPr>
-          <w:p>
-            <w:pPr>
-              <w:pStyle w:val="Normal"/>
-              <w:jc w:val="center"/>
-              <w:pBdr>
-                <w:bottom w:val="none" w:sz="0" w:space="0" w:color="000000"/>
-                <w:top w:val="none" w:sz="0" w:space="0" w:color="000000"/>
-                <w:left w:val="none" w:sz="0" w:space="0" w:color="000000"/>
-                <w:right w:val="none" w:sz="0" w:space="0" w:color="000000"/>
-              </w:pBdr>
-              <w:spacing w:after="100" w:before="100" w:line="240"/>
-              <w:ind w:left="100" w:right="100" w:firstLine="0" w:firstLineChars="0"/>
-              <w:rPr>
-                <w:rFonts w:ascii="Helvetica" w:hAnsi="Helvetica" w:eastAsia="Helvetica" w:cs="Helvetica"/>
-                <w:i w:val="false"/>
-                <w:b w:val="false"/>
-                <w:u w:val="none"/>
-                <w:sz w:val="22"/>
-                <w:szCs w:val="22"/>
-                <w:color w:val="000000"/>
-              </w:rPr>
-            </w:pPr>
-            <w:r>
-              <w:rPr>
-                <w:rFonts w:ascii="Helvetica" w:hAnsi="Helvetica" w:eastAsia="Helvetica" w:cs="Helvetica"/>
-                <w:i w:val="false"/>
-                <w:b w:val="false"/>
-                <w:u w:val="none"/>
-                <w:sz w:val="22"/>
-                <w:szCs w:val="22"/>
-                <w:color w:val="000000"/>
-              </w:rPr>
-              <w:t xml:space="preserve">0.28, 1.35</w:t>
-            </w:r>
-          </w:p>
-        </w:tc>
-        <w:tc>
-          <w:tcPr>
-            <w:tcBorders>
-              <w:bottom w:val="none" w:sz="0" w:space="0" w:color="000000"/>
-              <w:top w:val="none" w:sz="0" w:space="0" w:color="000000"/>
-              <w:left w:val="none" w:sz="0" w:space="0" w:color="000000"/>
-              <w:right w:val="none" w:sz="0" w:space="0" w:color="000000"/>
-            </w:tcBorders>
-            <w:shd w:val="clear" w:color="auto" w:fill="FFFFFF"/>
-            <w:tcMar>
-              <w:top w:w="0" w:type="dxa"/>
-              <w:bottom w:w="0" w:type="dxa"/>
-              <w:left w:w="0" w:type="dxa"/>
-              <w:right w:w="0" w:type="dxa"/>
-            </w:tcMar>
-            <w:vAlign w:val="top"/>
-          </w:tcPr>
-          <w:p>
-            <w:pPr>
-              <w:pStyle w:val="Normal"/>
-              <w:jc w:val="center"/>
-              <w:pBdr>
-                <w:bottom w:val="none" w:sz="0" w:space="0" w:color="000000"/>
-                <w:top w:val="none" w:sz="0" w:space="0" w:color="000000"/>
-                <w:left w:val="none" w:sz="0" w:space="0" w:color="000000"/>
-                <w:right w:val="none" w:sz="0" w:space="0" w:color="000000"/>
-              </w:pBdr>
-              <w:spacing w:after="100" w:before="100" w:line="240"/>
-              <w:ind w:left="100" w:right="100" w:firstLine="0" w:firstLineChars="0"/>
-              <w:rPr>
-                <w:rFonts w:ascii="Helvetica" w:hAnsi="Helvetica" w:eastAsia="Helvetica" w:cs="Helvetica"/>
-                <w:i w:val="false"/>
-                <w:b w:val="false"/>
-                <w:u w:val="none"/>
-                <w:sz w:val="22"/>
-                <w:szCs w:val="22"/>
-                <w:color w:val="000000"/>
-              </w:rPr>
-            </w:pPr>
-            <w:r>
-              <w:rPr>
-                <w:rFonts w:ascii="Helvetica" w:hAnsi="Helvetica" w:eastAsia="Helvetica" w:cs="Helvetica"/>
-                <w:i w:val="false"/>
-                <w:b w:val="false"/>
-                <w:u w:val="none"/>
-                <w:sz w:val="22"/>
-                <w:szCs w:val="22"/>
-                <w:color w:val="000000"/>
-              </w:rPr>
-              <w:t xml:space="preserve">0.230</w:t>
+              <w:t xml:space="preserve">0.61</w:t>
+            </w:r>
+          </w:p>
+        </w:tc>
+        <w:tc>
+          <w:tcPr>
+            <w:tcBorders>
+              <w:bottom w:val="none" w:sz="0" w:space="0" w:color="000000"/>
+              <w:top w:val="none" w:sz="0" w:space="0" w:color="000000"/>
+              <w:left w:val="none" w:sz="0" w:space="0" w:color="000000"/>
+              <w:right w:val="none" w:sz="0" w:space="0" w:color="000000"/>
+            </w:tcBorders>
+            <w:shd w:val="clear" w:color="auto" w:fill="FFFFFF"/>
+            <w:tcMar>
+              <w:top w:w="0" w:type="dxa"/>
+              <w:bottom w:w="0" w:type="dxa"/>
+              <w:left w:w="0" w:type="dxa"/>
+              <w:right w:w="0" w:type="dxa"/>
+            </w:tcMar>
+            <w:vAlign w:val="top"/>
+          </w:tcPr>
+          <w:p>
+            <w:pPr>
+              <w:pStyle w:val="Normal"/>
+              <w:jc w:val="center"/>
+              <w:pBdr>
+                <w:bottom w:val="none" w:sz="0" w:space="0" w:color="000000"/>
+                <w:top w:val="none" w:sz="0" w:space="0" w:color="000000"/>
+                <w:left w:val="none" w:sz="0" w:space="0" w:color="000000"/>
+                <w:right w:val="none" w:sz="0" w:space="0" w:color="000000"/>
+              </w:pBdr>
+              <w:spacing w:after="100" w:before="100" w:line="240"/>
+              <w:ind w:left="100" w:right="100" w:firstLine="0" w:firstLineChars="0"/>
+              <w:rPr>
+                <w:rFonts w:ascii="Helvetica" w:hAnsi="Helvetica" w:eastAsia="Helvetica" w:cs="Helvetica"/>
+                <w:i w:val="false"/>
+                <w:b w:val="false"/>
+                <w:u w:val="none"/>
+                <w:sz w:val="22"/>
+                <w:szCs w:val="22"/>
+                <w:color w:val="000000"/>
+              </w:rPr>
+            </w:pPr>
+            <w:r>
+              <w:rPr>
+                <w:rFonts w:ascii="Helvetica" w:hAnsi="Helvetica" w:eastAsia="Helvetica" w:cs="Helvetica"/>
+                <w:i w:val="false"/>
+                <w:b w:val="false"/>
+                <w:u w:val="none"/>
+                <w:sz w:val="22"/>
+                <w:szCs w:val="22"/>
+                <w:color w:val="000000"/>
+              </w:rPr>
+              <w:t xml:space="preserve">0.28, 1.34</w:t>
+            </w:r>
+          </w:p>
+        </w:tc>
+        <w:tc>
+          <w:tcPr>
+            <w:tcBorders>
+              <w:bottom w:val="none" w:sz="0" w:space="0" w:color="000000"/>
+              <w:top w:val="none" w:sz="0" w:space="0" w:color="000000"/>
+              <w:left w:val="none" w:sz="0" w:space="0" w:color="000000"/>
+              <w:right w:val="none" w:sz="0" w:space="0" w:color="000000"/>
+            </w:tcBorders>
+            <w:shd w:val="clear" w:color="auto" w:fill="FFFFFF"/>
+            <w:tcMar>
+              <w:top w:w="0" w:type="dxa"/>
+              <w:bottom w:w="0" w:type="dxa"/>
+              <w:left w:w="0" w:type="dxa"/>
+              <w:right w:w="0" w:type="dxa"/>
+            </w:tcMar>
+            <w:vAlign w:val="top"/>
+          </w:tcPr>
+          <w:p>
+            <w:pPr>
+              <w:pStyle w:val="Normal"/>
+              <w:jc w:val="center"/>
+              <w:pBdr>
+                <w:bottom w:val="none" w:sz="0" w:space="0" w:color="000000"/>
+                <w:top w:val="none" w:sz="0" w:space="0" w:color="000000"/>
+                <w:left w:val="none" w:sz="0" w:space="0" w:color="000000"/>
+                <w:right w:val="none" w:sz="0" w:space="0" w:color="000000"/>
+              </w:pBdr>
+              <w:spacing w:after="100" w:before="100" w:line="240"/>
+              <w:ind w:left="100" w:right="100" w:firstLine="0" w:firstLineChars="0"/>
+              <w:rPr>
+                <w:rFonts w:ascii="Helvetica" w:hAnsi="Helvetica" w:eastAsia="Helvetica" w:cs="Helvetica"/>
+                <w:i w:val="false"/>
+                <w:b w:val="false"/>
+                <w:u w:val="none"/>
+                <w:sz w:val="22"/>
+                <w:szCs w:val="22"/>
+                <w:color w:val="000000"/>
+              </w:rPr>
+            </w:pPr>
+            <w:r>
+              <w:rPr>
+                <w:rFonts w:ascii="Helvetica" w:hAnsi="Helvetica" w:eastAsia="Helvetica" w:cs="Helvetica"/>
+                <w:i w:val="false"/>
+                <w:b w:val="false"/>
+                <w:u w:val="none"/>
+                <w:sz w:val="22"/>
+                <w:szCs w:val="22"/>
+                <w:color w:val="000000"/>
+              </w:rPr>
+              <w:t xml:space="preserve">0.220</w:t>
             </w:r>
           </w:p>
         </w:tc>
@@ -14415,113 +14415,113 @@
                 <w:szCs w:val="22"/>
                 <w:color w:val="000000"/>
               </w:rPr>
-              <w:t xml:space="preserve">1.55</w:t>
-            </w:r>
-          </w:p>
-        </w:tc>
-        <w:tc>
-          <w:tcPr>
-            <w:tcBorders>
-              <w:bottom w:val="none" w:sz="0" w:space="0" w:color="000000"/>
-              <w:top w:val="none" w:sz="0" w:space="0" w:color="000000"/>
-              <w:left w:val="none" w:sz="0" w:space="0" w:color="000000"/>
-              <w:right w:val="none" w:sz="0" w:space="0" w:color="000000"/>
-            </w:tcBorders>
-            <w:shd w:val="clear" w:color="auto" w:fill="FFFFFF"/>
-            <w:tcMar>
-              <w:top w:w="0" w:type="dxa"/>
-              <w:bottom w:w="0" w:type="dxa"/>
-              <w:left w:w="0" w:type="dxa"/>
-              <w:right w:w="0" w:type="dxa"/>
-            </w:tcMar>
-            <w:vAlign w:val="top"/>
-          </w:tcPr>
-          <w:p>
-            <w:pPr>
-              <w:pStyle w:val="Normal"/>
-              <w:jc w:val="center"/>
-              <w:pBdr>
-                <w:bottom w:val="none" w:sz="0" w:space="0" w:color="000000"/>
-                <w:top w:val="none" w:sz="0" w:space="0" w:color="000000"/>
-                <w:left w:val="none" w:sz="0" w:space="0" w:color="000000"/>
-                <w:right w:val="none" w:sz="0" w:space="0" w:color="000000"/>
-              </w:pBdr>
-              <w:spacing w:after="100" w:before="100" w:line="240"/>
-              <w:ind w:left="100" w:right="100" w:firstLine="0" w:firstLineChars="0"/>
-              <w:rPr>
-                <w:rFonts w:ascii="Helvetica" w:hAnsi="Helvetica" w:eastAsia="Helvetica" w:cs="Helvetica"/>
-                <w:i w:val="false"/>
-                <w:b w:val="false"/>
-                <w:u w:val="none"/>
-                <w:sz w:val="22"/>
-                <w:szCs w:val="22"/>
-                <w:color w:val="000000"/>
-              </w:rPr>
-            </w:pPr>
-            <w:r>
-              <w:rPr>
-                <w:rFonts w:ascii="Helvetica" w:hAnsi="Helvetica" w:eastAsia="Helvetica" w:cs="Helvetica"/>
-                <w:i w:val="false"/>
-                <w:b w:val="false"/>
-                <w:u w:val="none"/>
-                <w:sz w:val="22"/>
-                <w:szCs w:val="22"/>
-                <w:color w:val="000000"/>
-              </w:rPr>
-              <w:t xml:space="preserve">0.99, 2.42</w:t>
-            </w:r>
-          </w:p>
-        </w:tc>
-        <w:tc>
-          <w:tcPr>
-            <w:tcBorders>
-              <w:bottom w:val="none" w:sz="0" w:space="0" w:color="000000"/>
-              <w:top w:val="none" w:sz="0" w:space="0" w:color="000000"/>
-              <w:left w:val="none" w:sz="0" w:space="0" w:color="000000"/>
-              <w:right w:val="none" w:sz="0" w:space="0" w:color="000000"/>
-            </w:tcBorders>
-            <w:shd w:val="clear" w:color="auto" w:fill="FFFFFF"/>
-            <w:tcMar>
-              <w:top w:w="0" w:type="dxa"/>
-              <w:bottom w:w="0" w:type="dxa"/>
-              <w:left w:w="0" w:type="dxa"/>
-              <w:right w:w="0" w:type="dxa"/>
-            </w:tcMar>
-            <w:vAlign w:val="top"/>
-          </w:tcPr>
-          <w:p>
-            <w:pPr>
-              <w:pStyle w:val="Normal"/>
-              <w:jc w:val="center"/>
-              <w:pBdr>
-                <w:bottom w:val="none" w:sz="0" w:space="0" w:color="000000"/>
-                <w:top w:val="none" w:sz="0" w:space="0" w:color="000000"/>
-                <w:left w:val="none" w:sz="0" w:space="0" w:color="000000"/>
-                <w:right w:val="none" w:sz="0" w:space="0" w:color="000000"/>
-              </w:pBdr>
-              <w:spacing w:after="100" w:before="100" w:line="240"/>
-              <w:ind w:left="100" w:right="100" w:firstLine="0" w:firstLineChars="0"/>
-              <w:rPr>
-                <w:rFonts w:ascii="Helvetica" w:hAnsi="Helvetica" w:eastAsia="Helvetica" w:cs="Helvetica"/>
-                <w:i w:val="false"/>
-                <w:b w:val="false"/>
-                <w:u w:val="none"/>
-                <w:sz w:val="22"/>
-                <w:szCs w:val="22"/>
-                <w:color w:val="000000"/>
-              </w:rPr>
-            </w:pPr>
-            <w:r>
-              <w:rPr>
-                <w:rFonts w:ascii="Helvetica" w:hAnsi="Helvetica" w:eastAsia="Helvetica" w:cs="Helvetica"/>
-                <w:i w:val="false"/>
-                <w:b w:val="false"/>
-                <w:u w:val="none"/>
-                <w:sz w:val="22"/>
-                <w:szCs w:val="22"/>
-                <w:color w:val="000000"/>
-              </w:rPr>
-              <w:t xml:space="preserve">0.053</w:t>
+              <w:t xml:space="preserve">1.56</w:t>
+            </w:r>
+          </w:p>
+        </w:tc>
+        <w:tc>
+          <w:tcPr>
+            <w:tcBorders>
+              <w:bottom w:val="none" w:sz="0" w:space="0" w:color="000000"/>
+              <w:top w:val="none" w:sz="0" w:space="0" w:color="000000"/>
+              <w:left w:val="none" w:sz="0" w:space="0" w:color="000000"/>
+              <w:right w:val="none" w:sz="0" w:space="0" w:color="000000"/>
+            </w:tcBorders>
+            <w:shd w:val="clear" w:color="auto" w:fill="FFFFFF"/>
+            <w:tcMar>
+              <w:top w:w="0" w:type="dxa"/>
+              <w:bottom w:w="0" w:type="dxa"/>
+              <w:left w:w="0" w:type="dxa"/>
+              <w:right w:w="0" w:type="dxa"/>
+            </w:tcMar>
+            <w:vAlign w:val="top"/>
+          </w:tcPr>
+          <w:p>
+            <w:pPr>
+              <w:pStyle w:val="Normal"/>
+              <w:jc w:val="center"/>
+              <w:pBdr>
+                <w:bottom w:val="none" w:sz="0" w:space="0" w:color="000000"/>
+                <w:top w:val="none" w:sz="0" w:space="0" w:color="000000"/>
+                <w:left w:val="none" w:sz="0" w:space="0" w:color="000000"/>
+                <w:right w:val="none" w:sz="0" w:space="0" w:color="000000"/>
+              </w:pBdr>
+              <w:spacing w:after="100" w:before="100" w:line="240"/>
+              <w:ind w:left="100" w:right="100" w:firstLine="0" w:firstLineChars="0"/>
+              <w:rPr>
+                <w:rFonts w:ascii="Helvetica" w:hAnsi="Helvetica" w:eastAsia="Helvetica" w:cs="Helvetica"/>
+                <w:i w:val="false"/>
+                <w:b w:val="false"/>
+                <w:u w:val="none"/>
+                <w:sz w:val="22"/>
+                <w:szCs w:val="22"/>
+                <w:color w:val="000000"/>
+              </w:rPr>
+            </w:pPr>
+            <w:r>
+              <w:rPr>
+                <w:rFonts w:ascii="Helvetica" w:hAnsi="Helvetica" w:eastAsia="Helvetica" w:cs="Helvetica"/>
+                <w:i w:val="false"/>
+                <w:b w:val="false"/>
+                <w:u w:val="none"/>
+                <w:sz w:val="22"/>
+                <w:szCs w:val="22"/>
+                <w:color w:val="000000"/>
+              </w:rPr>
+              <w:t xml:space="preserve">1.00, 2.44</w:t>
+            </w:r>
+          </w:p>
+        </w:tc>
+        <w:tc>
+          <w:tcPr>
+            <w:tcBorders>
+              <w:bottom w:val="none" w:sz="0" w:space="0" w:color="000000"/>
+              <w:top w:val="none" w:sz="0" w:space="0" w:color="000000"/>
+              <w:left w:val="none" w:sz="0" w:space="0" w:color="000000"/>
+              <w:right w:val="none" w:sz="0" w:space="0" w:color="000000"/>
+            </w:tcBorders>
+            <w:shd w:val="clear" w:color="auto" w:fill="FFFFFF"/>
+            <w:tcMar>
+              <w:top w:w="0" w:type="dxa"/>
+              <w:bottom w:w="0" w:type="dxa"/>
+              <w:left w:w="0" w:type="dxa"/>
+              <w:right w:w="0" w:type="dxa"/>
+            </w:tcMar>
+            <w:vAlign w:val="top"/>
+          </w:tcPr>
+          <w:p>
+            <w:pPr>
+              <w:pStyle w:val="Normal"/>
+              <w:jc w:val="center"/>
+              <w:pBdr>
+                <w:bottom w:val="none" w:sz="0" w:space="0" w:color="000000"/>
+                <w:top w:val="none" w:sz="0" w:space="0" w:color="000000"/>
+                <w:left w:val="none" w:sz="0" w:space="0" w:color="000000"/>
+                <w:right w:val="none" w:sz="0" w:space="0" w:color="000000"/>
+              </w:pBdr>
+              <w:spacing w:after="100" w:before="100" w:line="240"/>
+              <w:ind w:left="100" w:right="100" w:firstLine="0" w:firstLineChars="0"/>
+              <w:rPr>
+                <w:rFonts w:ascii="Helvetica" w:hAnsi="Helvetica" w:eastAsia="Helvetica" w:cs="Helvetica"/>
+                <w:i w:val="false"/>
+                <w:b w:val="false"/>
+                <w:u w:val="none"/>
+                <w:sz w:val="22"/>
+                <w:szCs w:val="22"/>
+                <w:color w:val="000000"/>
+              </w:rPr>
+            </w:pPr>
+            <w:r>
+              <w:rPr>
+                <w:rFonts w:ascii="Helvetica" w:hAnsi="Helvetica" w:eastAsia="Helvetica" w:cs="Helvetica"/>
+                <w:i w:val="false"/>
+                <w:b w:val="false"/>
+                <w:u w:val="none"/>
+                <w:sz w:val="22"/>
+                <w:szCs w:val="22"/>
+                <w:color w:val="000000"/>
+              </w:rPr>
+              <w:t xml:space="preserve">0.050</w:t>
             </w:r>
           </w:p>
         </w:tc>
@@ -14627,60 +14627,60 @@
                 <w:szCs w:val="22"/>
                 <w:color w:val="000000"/>
               </w:rPr>
-              <w:t xml:space="preserve">0.60</w:t>
-            </w:r>
-          </w:p>
-        </w:tc>
-        <w:tc>
-          <w:tcPr>
-            <w:tcBorders>
-              <w:bottom w:val="none" w:sz="0" w:space="0" w:color="000000"/>
-              <w:top w:val="none" w:sz="0" w:space="0" w:color="000000"/>
-              <w:left w:val="none" w:sz="0" w:space="0" w:color="000000"/>
-              <w:right w:val="none" w:sz="0" w:space="0" w:color="000000"/>
-            </w:tcBorders>
-            <w:shd w:val="clear" w:color="auto" w:fill="FFFFFF"/>
-            <w:tcMar>
-              <w:top w:w="0" w:type="dxa"/>
-              <w:bottom w:w="0" w:type="dxa"/>
-              <w:left w:w="0" w:type="dxa"/>
-              <w:right w:w="0" w:type="dxa"/>
-            </w:tcMar>
-            <w:vAlign w:val="top"/>
-          </w:tcPr>
-          <w:p>
-            <w:pPr>
-              <w:pStyle w:val="Normal"/>
-              <w:jc w:val="center"/>
-              <w:pBdr>
-                <w:bottom w:val="none" w:sz="0" w:space="0" w:color="000000"/>
-                <w:top w:val="none" w:sz="0" w:space="0" w:color="000000"/>
-                <w:left w:val="none" w:sz="0" w:space="0" w:color="000000"/>
-                <w:right w:val="none" w:sz="0" w:space="0" w:color="000000"/>
-              </w:pBdr>
-              <w:spacing w:after="100" w:before="100" w:line="240"/>
-              <w:ind w:left="100" w:right="100" w:firstLine="0" w:firstLineChars="0"/>
-              <w:rPr>
-                <w:rFonts w:ascii="Helvetica" w:hAnsi="Helvetica" w:eastAsia="Helvetica" w:cs="Helvetica"/>
-                <w:i w:val="false"/>
-                <w:b w:val="false"/>
-                <w:u w:val="none"/>
-                <w:sz w:val="22"/>
-                <w:szCs w:val="22"/>
-                <w:color w:val="000000"/>
-              </w:rPr>
-            </w:pPr>
-            <w:r>
-              <w:rPr>
-                <w:rFonts w:ascii="Helvetica" w:hAnsi="Helvetica" w:eastAsia="Helvetica" w:cs="Helvetica"/>
-                <w:i w:val="false"/>
-                <w:b w:val="false"/>
-                <w:u w:val="none"/>
-                <w:sz w:val="22"/>
-                <w:szCs w:val="22"/>
-                <w:color w:val="000000"/>
-              </w:rPr>
-              <w:t xml:space="preserve">0.27, 1.35</w:t>
+              <w:t xml:space="preserve">0.61</w:t>
+            </w:r>
+          </w:p>
+        </w:tc>
+        <w:tc>
+          <w:tcPr>
+            <w:tcBorders>
+              <w:bottom w:val="none" w:sz="0" w:space="0" w:color="000000"/>
+              <w:top w:val="none" w:sz="0" w:space="0" w:color="000000"/>
+              <w:left w:val="none" w:sz="0" w:space="0" w:color="000000"/>
+              <w:right w:val="none" w:sz="0" w:space="0" w:color="000000"/>
+            </w:tcBorders>
+            <w:shd w:val="clear" w:color="auto" w:fill="FFFFFF"/>
+            <w:tcMar>
+              <w:top w:w="0" w:type="dxa"/>
+              <w:bottom w:w="0" w:type="dxa"/>
+              <w:left w:w="0" w:type="dxa"/>
+              <w:right w:w="0" w:type="dxa"/>
+            </w:tcMar>
+            <w:vAlign w:val="top"/>
+          </w:tcPr>
+          <w:p>
+            <w:pPr>
+              <w:pStyle w:val="Normal"/>
+              <w:jc w:val="center"/>
+              <w:pBdr>
+                <w:bottom w:val="none" w:sz="0" w:space="0" w:color="000000"/>
+                <w:top w:val="none" w:sz="0" w:space="0" w:color="000000"/>
+                <w:left w:val="none" w:sz="0" w:space="0" w:color="000000"/>
+                <w:right w:val="none" w:sz="0" w:space="0" w:color="000000"/>
+              </w:pBdr>
+              <w:spacing w:after="100" w:before="100" w:line="240"/>
+              <w:ind w:left="100" w:right="100" w:firstLine="0" w:firstLineChars="0"/>
+              <w:rPr>
+                <w:rFonts w:ascii="Helvetica" w:hAnsi="Helvetica" w:eastAsia="Helvetica" w:cs="Helvetica"/>
+                <w:i w:val="false"/>
+                <w:b w:val="false"/>
+                <w:u w:val="none"/>
+                <w:sz w:val="22"/>
+                <w:szCs w:val="22"/>
+                <w:color w:val="000000"/>
+              </w:rPr>
+            </w:pPr>
+            <w:r>
+              <w:rPr>
+                <w:rFonts w:ascii="Helvetica" w:hAnsi="Helvetica" w:eastAsia="Helvetica" w:cs="Helvetica"/>
+                <w:i w:val="false"/>
+                <w:b w:val="false"/>
+                <w:u w:val="none"/>
+                <w:sz w:val="22"/>
+                <w:szCs w:val="22"/>
+                <w:color w:val="000000"/>
+              </w:rPr>
+              <w:t xml:space="preserve">0.27, 1.36</w:t>
             </w:r>
           </w:p>
         </w:tc>
@@ -15110,7 +15110,7 @@
                 <w:szCs w:val="22"/>
                 <w:color w:val="000000"/>
               </w:rPr>
-              <w:t xml:space="preserve">1.03</w:t>
+              <w:t xml:space="preserve">1.04</w:t>
             </w:r>
           </w:p>
         </w:tc>
@@ -15216,7 +15216,7 @@
                 <w:szCs w:val="22"/>
                 <w:color w:val="000000"/>
               </w:rPr>
-              <w:t xml:space="preserve">0.910</w:t>
+              <w:t xml:space="preserve">0.900</w:t>
             </w:r>
           </w:p>
         </w:tc>
@@ -15487,7 +15487,7 @@
                 <w:szCs w:val="22"/>
                 <w:color w:val="000000"/>
               </w:rPr>
-              <w:t xml:space="preserve">0.880</w:t>
+              <w:t xml:space="preserve">0.900</w:t>
             </w:r>
           </w:p>
         </w:tc>
@@ -15699,7 +15699,7 @@
                 <w:szCs w:val="22"/>
                 <w:color w:val="000000"/>
               </w:rPr>
-              <w:t xml:space="preserve">0.480</w:t>
+              <w:t xml:space="preserve">0.490</w:t>
             </w:r>
           </w:p>
         </w:tc>
@@ -15970,7 +15970,7 @@
                 <w:szCs w:val="22"/>
                 <w:color w:val="000000"/>
               </w:rPr>
-              <w:t xml:space="preserve">0.700</w:t>
+              <w:t xml:space="preserve">0.680</w:t>
             </w:r>
           </w:p>
         </w:tc>
@@ -16182,7 +16182,7 @@
                 <w:szCs w:val="22"/>
                 <w:color w:val="000000"/>
               </w:rPr>
-              <w:t xml:space="preserve">0.960</w:t>
+              <w:t xml:space="preserve">0.970</w:t>
             </w:r>
           </w:p>
         </w:tc>
@@ -16400,7 +16400,7 @@
                 <w:szCs w:val="22"/>
                 <w:color w:val="000000"/>
               </w:rPr>
-              <w:t xml:space="preserve">0.36, 1.68</w:t>
+              <w:t xml:space="preserve">0.36, 1.67</w:t>
             </w:r>
           </w:p>
         </w:tc>
@@ -16612,60 +16612,60 @@
                 <w:szCs w:val="22"/>
                 <w:color w:val="000000"/>
               </w:rPr>
-              <w:t xml:space="preserve">0.44, 2.22</w:t>
-            </w:r>
-          </w:p>
-        </w:tc>
-        <w:tc>
-          <w:tcPr>
-            <w:tcBorders>
-              <w:bottom w:val="none" w:sz="0" w:space="0" w:color="000000"/>
-              <w:top w:val="none" w:sz="0" w:space="0" w:color="000000"/>
-              <w:left w:val="none" w:sz="0" w:space="0" w:color="000000"/>
-              <w:right w:val="none" w:sz="0" w:space="0" w:color="000000"/>
-            </w:tcBorders>
-            <w:shd w:val="clear" w:color="auto" w:fill="FFFFFF"/>
-            <w:tcMar>
-              <w:top w:w="0" w:type="dxa"/>
-              <w:bottom w:w="0" w:type="dxa"/>
-              <w:left w:w="0" w:type="dxa"/>
-              <w:right w:w="0" w:type="dxa"/>
-            </w:tcMar>
-            <w:vAlign w:val="top"/>
-          </w:tcPr>
-          <w:p>
-            <w:pPr>
-              <w:pStyle w:val="Normal"/>
-              <w:jc w:val="center"/>
-              <w:pBdr>
-                <w:bottom w:val="none" w:sz="0" w:space="0" w:color="000000"/>
-                <w:top w:val="none" w:sz="0" w:space="0" w:color="000000"/>
-                <w:left w:val="none" w:sz="0" w:space="0" w:color="000000"/>
-                <w:right w:val="none" w:sz="0" w:space="0" w:color="000000"/>
-              </w:pBdr>
-              <w:spacing w:after="100" w:before="100" w:line="240"/>
-              <w:ind w:left="100" w:right="100" w:firstLine="0" w:firstLineChars="0"/>
-              <w:rPr>
-                <w:rFonts w:ascii="Helvetica" w:hAnsi="Helvetica" w:eastAsia="Helvetica" w:cs="Helvetica"/>
-                <w:i w:val="false"/>
-                <w:b w:val="false"/>
-                <w:u w:val="none"/>
-                <w:sz w:val="22"/>
-                <w:szCs w:val="22"/>
-                <w:color w:val="000000"/>
-              </w:rPr>
-            </w:pPr>
-            <w:r>
-              <w:rPr>
-                <w:rFonts w:ascii="Helvetica" w:hAnsi="Helvetica" w:eastAsia="Helvetica" w:cs="Helvetica"/>
-                <w:i w:val="false"/>
-                <w:b w:val="false"/>
-                <w:u w:val="none"/>
-                <w:sz w:val="22"/>
-                <w:szCs w:val="22"/>
-                <w:color w:val="000000"/>
-              </w:rPr>
-              <w:t xml:space="preserve">0.990</w:t>
+              <w:t xml:space="preserve">0.44, 2.21</w:t>
+            </w:r>
+          </w:p>
+        </w:tc>
+        <w:tc>
+          <w:tcPr>
+            <w:tcBorders>
+              <w:bottom w:val="none" w:sz="0" w:space="0" w:color="000000"/>
+              <w:top w:val="none" w:sz="0" w:space="0" w:color="000000"/>
+              <w:left w:val="none" w:sz="0" w:space="0" w:color="000000"/>
+              <w:right w:val="none" w:sz="0" w:space="0" w:color="000000"/>
+            </w:tcBorders>
+            <w:shd w:val="clear" w:color="auto" w:fill="FFFFFF"/>
+            <w:tcMar>
+              <w:top w:w="0" w:type="dxa"/>
+              <w:bottom w:w="0" w:type="dxa"/>
+              <w:left w:w="0" w:type="dxa"/>
+              <w:right w:w="0" w:type="dxa"/>
+            </w:tcMar>
+            <w:vAlign w:val="top"/>
+          </w:tcPr>
+          <w:p>
+            <w:pPr>
+              <w:pStyle w:val="Normal"/>
+              <w:jc w:val="center"/>
+              <w:pBdr>
+                <w:bottom w:val="none" w:sz="0" w:space="0" w:color="000000"/>
+                <w:top w:val="none" w:sz="0" w:space="0" w:color="000000"/>
+                <w:left w:val="none" w:sz="0" w:space="0" w:color="000000"/>
+                <w:right w:val="none" w:sz="0" w:space="0" w:color="000000"/>
+              </w:pBdr>
+              <w:spacing w:after="100" w:before="100" w:line="240"/>
+              <w:ind w:left="100" w:right="100" w:firstLine="0" w:firstLineChars="0"/>
+              <w:rPr>
+                <w:rFonts w:ascii="Helvetica" w:hAnsi="Helvetica" w:eastAsia="Helvetica" w:cs="Helvetica"/>
+                <w:i w:val="false"/>
+                <w:b w:val="false"/>
+                <w:u w:val="none"/>
+                <w:sz w:val="22"/>
+                <w:szCs w:val="22"/>
+                <w:color w:val="000000"/>
+              </w:rPr>
+            </w:pPr>
+            <w:r>
+              <w:rPr>
+                <w:rFonts w:ascii="Helvetica" w:hAnsi="Helvetica" w:eastAsia="Helvetica" w:cs="Helvetica"/>
+                <w:i w:val="false"/>
+                <w:b w:val="false"/>
+                <w:u w:val="none"/>
+                <w:sz w:val="22"/>
+                <w:szCs w:val="22"/>
+                <w:color w:val="000000"/>
+              </w:rPr>
+              <w:t xml:space="preserve">0.980</w:t>
             </w:r>
           </w:p>
         </w:tc>
@@ -16883,7 +16883,7 @@
                 <w:szCs w:val="22"/>
                 <w:color w:val="000000"/>
               </w:rPr>
-              <w:t xml:space="preserve">0.90, 2.02</w:t>
+              <w:t xml:space="preserve">0.90, 2.04</w:t>
             </w:r>
           </w:p>
         </w:tc>
@@ -17095,60 +17095,60 @@
                 <w:szCs w:val="22"/>
                 <w:color w:val="000000"/>
               </w:rPr>
-              <w:t xml:space="preserve">1.02, 2.48</w:t>
-            </w:r>
-          </w:p>
-        </w:tc>
-        <w:tc>
-          <w:tcPr>
-            <w:tcBorders>
-              <w:bottom w:val="none" w:sz="0" w:space="0" w:color="000000"/>
-              <w:top w:val="none" w:sz="0" w:space="0" w:color="000000"/>
-              <w:left w:val="none" w:sz="0" w:space="0" w:color="000000"/>
-              <w:right w:val="none" w:sz="0" w:space="0" w:color="000000"/>
-            </w:tcBorders>
-            <w:shd w:val="clear" w:color="auto" w:fill="FFFFFF"/>
-            <w:tcMar>
-              <w:top w:w="0" w:type="dxa"/>
-              <w:bottom w:w="0" w:type="dxa"/>
-              <w:left w:w="0" w:type="dxa"/>
-              <w:right w:w="0" w:type="dxa"/>
-            </w:tcMar>
-            <w:vAlign w:val="top"/>
-          </w:tcPr>
-          <w:p>
-            <w:pPr>
-              <w:pStyle w:val="Normal"/>
-              <w:jc w:val="center"/>
-              <w:pBdr>
-                <w:bottom w:val="none" w:sz="0" w:space="0" w:color="000000"/>
-                <w:top w:val="none" w:sz="0" w:space="0" w:color="000000"/>
-                <w:left w:val="none" w:sz="0" w:space="0" w:color="000000"/>
-                <w:right w:val="none" w:sz="0" w:space="0" w:color="000000"/>
-              </w:pBdr>
-              <w:spacing w:after="100" w:before="100" w:line="240"/>
-              <w:ind w:left="100" w:right="100" w:firstLine="0" w:firstLineChars="0"/>
-              <w:rPr>
-                <w:rFonts w:ascii="Helvetica" w:hAnsi="Helvetica" w:eastAsia="Helvetica" w:cs="Helvetica"/>
-                <w:i w:val="false"/>
-                <w:b w:val="false"/>
-                <w:u w:val="none"/>
-                <w:sz w:val="22"/>
-                <w:szCs w:val="22"/>
-                <w:color w:val="000000"/>
-              </w:rPr>
-            </w:pPr>
-            <w:r>
-              <w:rPr>
-                <w:rFonts w:ascii="Helvetica" w:hAnsi="Helvetica" w:eastAsia="Helvetica" w:cs="Helvetica"/>
-                <w:i w:val="false"/>
-                <w:b w:val="false"/>
-                <w:u w:val="none"/>
-                <w:sz w:val="22"/>
-                <w:szCs w:val="22"/>
-                <w:color w:val="000000"/>
-              </w:rPr>
-              <w:t xml:space="preserve">0.041</w:t>
+              <w:t xml:space="preserve">1.02, 2.49</w:t>
+            </w:r>
+          </w:p>
+        </w:tc>
+        <w:tc>
+          <w:tcPr>
+            <w:tcBorders>
+              <w:bottom w:val="none" w:sz="0" w:space="0" w:color="000000"/>
+              <w:top w:val="none" w:sz="0" w:space="0" w:color="000000"/>
+              <w:left w:val="none" w:sz="0" w:space="0" w:color="000000"/>
+              <w:right w:val="none" w:sz="0" w:space="0" w:color="000000"/>
+            </w:tcBorders>
+            <w:shd w:val="clear" w:color="auto" w:fill="FFFFFF"/>
+            <w:tcMar>
+              <w:top w:w="0" w:type="dxa"/>
+              <w:bottom w:w="0" w:type="dxa"/>
+              <w:left w:w="0" w:type="dxa"/>
+              <w:right w:w="0" w:type="dxa"/>
+            </w:tcMar>
+            <w:vAlign w:val="top"/>
+          </w:tcPr>
+          <w:p>
+            <w:pPr>
+              <w:pStyle w:val="Normal"/>
+              <w:jc w:val="center"/>
+              <w:pBdr>
+                <w:bottom w:val="none" w:sz="0" w:space="0" w:color="000000"/>
+                <w:top w:val="none" w:sz="0" w:space="0" w:color="000000"/>
+                <w:left w:val="none" w:sz="0" w:space="0" w:color="000000"/>
+                <w:right w:val="none" w:sz="0" w:space="0" w:color="000000"/>
+              </w:pBdr>
+              <w:spacing w:after="100" w:before="100" w:line="240"/>
+              <w:ind w:left="100" w:right="100" w:firstLine="0" w:firstLineChars="0"/>
+              <w:rPr>
+                <w:rFonts w:ascii="Helvetica" w:hAnsi="Helvetica" w:eastAsia="Helvetica" w:cs="Helvetica"/>
+                <w:i w:val="false"/>
+                <w:b w:val="false"/>
+                <w:u w:val="none"/>
+                <w:sz w:val="22"/>
+                <w:szCs w:val="22"/>
+                <w:color w:val="000000"/>
+              </w:rPr>
+            </w:pPr>
+            <w:r>
+              <w:rPr>
+                <w:rFonts w:ascii="Helvetica" w:hAnsi="Helvetica" w:eastAsia="Helvetica" w:cs="Helvetica"/>
+                <w:i w:val="false"/>
+                <w:b w:val="false"/>
+                <w:u w:val="none"/>
+                <w:sz w:val="22"/>
+                <w:szCs w:val="22"/>
+                <w:color w:val="000000"/>
+              </w:rPr>
+              <w:t xml:space="preserve">0.040</w:t>
             </w:r>
           </w:p>
         </w:tc>
@@ -17419,7 +17419,7 @@
                 <w:szCs w:val="22"/>
                 <w:color w:val="000000"/>
               </w:rPr>
-              <w:t xml:space="preserve">0.540</w:t>
+              <w:t xml:space="preserve">0.530</w:t>
             </w:r>
           </w:p>
         </w:tc>
@@ -17631,7 +17631,7 @@
                 <w:szCs w:val="22"/>
                 <w:color w:val="000000"/>
               </w:rPr>
-              <w:t xml:space="preserve">0.025</w:t>
+              <w:t xml:space="preserve">0.026</w:t>
             </w:r>
           </w:p>
         </w:tc>
@@ -17849,7 +17849,7 @@
                 <w:szCs w:val="22"/>
                 <w:color w:val="000000"/>
               </w:rPr>
-              <w:t xml:space="preserve">0.51, 0.65</w:t>
+              <w:t xml:space="preserve">0.50, 0.65</w:t>
             </w:r>
           </w:p>
         </w:tc>
@@ -18008,7 +18008,7 @@
                 <w:szCs w:val="22"/>
                 <w:color w:val="000000"/>
               </w:rPr>
-              <w:t xml:space="preserve">0.60</w:t>
+              <w:t xml:space="preserve">0.59</w:t>
             </w:r>
           </w:p>
         </w:tc>
